--- a/00-首页/题组Word/综合模拟卷/综合模拟卷VII-教师版.docx
+++ b/00-首页/题组Word/综合模拟卷/综合模拟卷VII-教师版.docx
@@ -5229,19 +5229,29 @@
         <w:pStyle w:val="FirstParagraph"/>
         <w:spacing w:after="80"/>
       </w:pPr>
-      <w:r>
-        <w:rPr>
-          <w:rFonts w:hint="eastAsia" w:ascii="Times New Roman" w:hAnsi="Times New Roman" w:eastAsia="Times New Roman" w:cs="Times New Roman"/>
-        </w:rPr>
-        <w:t>CrCl</w:t>
-      </w:r>
-      <w:r>
-        <w:rPr>
-          <w:rFonts w:hint="eastAsia" w:ascii="Times New Roman" w:hAnsi="Times New Roman" w:eastAsia="Times New Roman" w:cs="Times New Roman"/>
-          <w:vertAlign w:val="subscript"/>
-        </w:rPr>
-        <w:t>3</w:t>
-      </w:r>
+      <m:oMath>
+        <m:r>
+          <m:t>C</m:t>
+        </m:r>
+        <m:r>
+          <m:t>r</m:t>
+        </m:r>
+        <m:r>
+          <m:t>C</m:t>
+        </m:r>
+        <m:sSub>
+          <m:e>
+            <m:r>
+              <m:t>l</m:t>
+            </m:r>
+          </m:e>
+          <m:sub>
+            <m:r>
+              <m:t>3</m:t>
+            </m:r>
+          </m:sub>
+        </m:sSub>
+      </m:oMath>
       <w:r>
         <w:rPr>
           <w:rFonts w:hint="eastAsia" w:ascii="Times New Roman" w:hAnsi="Times New Roman" w:eastAsia="Times New Roman" w:cs="Times New Roman"/>
@@ -5270,15 +5280,31 @@
         <w:rPr>
           <w:rFonts w:ascii="Times New Roman" w:hAnsi="Times New Roman" w:eastAsia="Times New Roman" w:cs="Times New Roman"/>
         </w:rPr>
-        <w:t xml:space="preserve"> AlCl</w:t>
-      </w:r>
-      <w:r>
-        <w:rPr>
-          <w:rFonts w:ascii="Times New Roman" w:hAnsi="Times New Roman" w:eastAsia="Times New Roman" w:cs="Times New Roman"/>
-          <w:vertAlign w:val="subscript"/>
-        </w:rPr>
-        <w:t>3</w:t>
-      </w:r>
+        <w:t xml:space="preserve"> </w:t>
+      </w:r>
+      <m:oMath>
+        <m:r>
+          <m:t>A</m:t>
+        </m:r>
+        <m:r>
+          <m:t>l</m:t>
+        </m:r>
+        <m:r>
+          <m:t>C</m:t>
+        </m:r>
+        <m:sSub>
+          <m:e>
+            <m:r>
+              <m:t>l</m:t>
+            </m:r>
+          </m:e>
+          <m:sub>
+            <m:r>
+              <m:t>3</m:t>
+            </m:r>
+          </m:sub>
+        </m:sSub>
+      </m:oMath>
       <w:r>
         <w:rPr>
           <w:rFonts w:ascii="Times New Roman" w:hAnsi="Times New Roman" w:eastAsia="Times New Roman" w:cs="Times New Roman"/>
@@ -11394,34 +11420,48 @@
         <w:rPr>
           <w:rFonts w:ascii="Times New Roman" w:hAnsi="Times New Roman" w:eastAsia="Times New Roman" w:cs="Times New Roman"/>
         </w:rPr>
-        <w:t xml:space="preserve"> P</w:t>
-      </w:r>
-      <w:r>
-        <w:rPr>
-          <w:rFonts w:ascii="Times New Roman" w:hAnsi="Times New Roman" w:eastAsia="Times New Roman" w:cs="Times New Roman"/>
-          <w:vertAlign w:val="subscript"/>
-        </w:rPr>
-        <w:t>1</w:t>
-      </w:r>
-      <w:r>
-        <w:rPr>
-          <w:rFonts w:ascii="Times New Roman" w:hAnsi="Times New Roman" w:eastAsia="Times New Roman" w:cs="Times New Roman"/>
-        </w:rPr>
-        <w:t>、P</w:t>
-      </w:r>
-      <w:r>
-        <w:rPr>
-          <w:rFonts w:ascii="Times New Roman" w:hAnsi="Times New Roman" w:eastAsia="Times New Roman" w:cs="Times New Roman"/>
-          <w:vertAlign w:val="subscript"/>
-        </w:rPr>
-        <w:t>2</w:t>
-      </w:r>
-      <w:r>
-        <w:rPr>
-          <w:rFonts w:ascii="Times New Roman" w:hAnsi="Times New Roman" w:eastAsia="Times New Roman" w:cs="Times New Roman"/>
-        </w:rPr>
         <w:t xml:space="preserve"> </w:t>
       </w:r>
+      <m:oMath>
+        <m:sSub>
+          <m:e>
+            <m:r>
+              <m:t>P</m:t>
+            </m:r>
+          </m:e>
+          <m:sub>
+            <m:r>
+              <m:t>1</m:t>
+            </m:r>
+          </m:sub>
+        </m:sSub>
+      </m:oMath>
+      <w:r>
+        <w:rPr>
+          <w:rFonts w:ascii="Times New Roman" w:hAnsi="Times New Roman" w:eastAsia="Times New Roman" w:cs="Times New Roman"/>
+        </w:rPr>
+        <w:t xml:space="preserve">、</w:t>
+      </w:r>
+      <m:oMath>
+        <m:sSub>
+          <m:e>
+            <m:r>
+              <m:t>P</m:t>
+            </m:r>
+          </m:e>
+          <m:sub>
+            <m:r>
+              <m:t>2</m:t>
+            </m:r>
+          </m:sub>
+        </m:sSub>
+      </m:oMath>
+      <w:r>
+        <w:rPr>
+          <w:rFonts w:ascii="Times New Roman" w:hAnsi="Times New Roman" w:eastAsia="Times New Roman" w:cs="Times New Roman"/>
+        </w:rPr>
+        <w:t xml:space="preserve"> </w:t>
+      </w:r>
       <w:r>
         <w:rPr>
           <w:rFonts w:hint="eastAsia" w:ascii="Times New Roman" w:hAnsi="Times New Roman" w:eastAsia="FangSong" w:cs="Times New Roman"/>
@@ -11432,20 +11472,27 @@
         <w:rPr>
           <w:rFonts w:ascii="Times New Roman" w:hAnsi="Times New Roman" w:eastAsia="Times New Roman" w:cs="Times New Roman"/>
         </w:rPr>
-        <w:t xml:space="preserve"> P</w:t>
-      </w:r>
-      <w:r>
-        <w:rPr>
-          <w:rFonts w:ascii="Times New Roman" w:hAnsi="Times New Roman" w:eastAsia="Times New Roman" w:cs="Times New Roman"/>
-          <w:vertAlign w:val="subscript"/>
-        </w:rPr>
-        <w:t>3</w:t>
-      </w:r>
-      <w:r>
-        <w:rPr>
-          <w:rFonts w:ascii="Times New Roman" w:hAnsi="Times New Roman" w:eastAsia="Times New Roman" w:cs="Times New Roman"/>
-        </w:rPr>
-        <w:t>。</w:t>
+        <w:t xml:space="preserve"> </w:t>
+      </w:r>
+      <m:oMath>
+        <m:sSub>
+          <m:e>
+            <m:r>
+              <m:t>P</m:t>
+            </m:r>
+          </m:e>
+          <m:sub>
+            <m:r>
+              <m:t>3</m:t>
+            </m:r>
+          </m:sub>
+        </m:sSub>
+      </m:oMath>
+      <w:r>
+        <w:rPr>
+          <w:rFonts w:ascii="Times New Roman" w:hAnsi="Times New Roman" w:eastAsia="Times New Roman" w:cs="Times New Roman"/>
+        </w:rPr>
+        <w:t xml:space="preserve">。</w:t>
       </w:r>
     </w:p>
     <w:bookmarkStart w:id="49" w:name="分"/>
@@ -11554,34 +11601,48 @@
         <w:rPr>
           <w:rFonts w:ascii="Times New Roman" w:hAnsi="Times New Roman" w:eastAsia="Times New Roman" w:cs="Times New Roman"/>
         </w:rPr>
-        <w:t xml:space="preserve"> P</w:t>
-      </w:r>
-      <w:r>
-        <w:rPr>
-          <w:rFonts w:ascii="Times New Roman" w:hAnsi="Times New Roman" w:eastAsia="Times New Roman" w:cs="Times New Roman"/>
-          <w:vertAlign w:val="subscript"/>
-        </w:rPr>
-        <w:t>1</w:t>
-      </w:r>
-      <w:r>
-        <w:rPr>
-          <w:rFonts w:ascii="Times New Roman" w:hAnsi="Times New Roman" w:eastAsia="Times New Roman" w:cs="Times New Roman"/>
-        </w:rPr>
-        <w:t>、P</w:t>
-      </w:r>
-      <w:r>
-        <w:rPr>
-          <w:rFonts w:ascii="Times New Roman" w:hAnsi="Times New Roman" w:eastAsia="Times New Roman" w:cs="Times New Roman"/>
-          <w:vertAlign w:val="subscript"/>
-        </w:rPr>
-        <w:t>2</w:t>
-      </w:r>
-      <w:r>
-        <w:rPr>
-          <w:rFonts w:ascii="Times New Roman" w:hAnsi="Times New Roman" w:eastAsia="Times New Roman" w:cs="Times New Roman"/>
-        </w:rPr>
         <w:t xml:space="preserve"> </w:t>
       </w:r>
+      <m:oMath>
+        <m:sSub>
+          <m:e>
+            <m:r>
+              <m:t>P</m:t>
+            </m:r>
+          </m:e>
+          <m:sub>
+            <m:r>
+              <m:t>1</m:t>
+            </m:r>
+          </m:sub>
+        </m:sSub>
+      </m:oMath>
+      <w:r>
+        <w:rPr>
+          <w:rFonts w:ascii="Times New Roman" w:hAnsi="Times New Roman" w:eastAsia="Times New Roman" w:cs="Times New Roman"/>
+        </w:rPr>
+        <w:t xml:space="preserve">、</w:t>
+      </w:r>
+      <m:oMath>
+        <m:sSub>
+          <m:e>
+            <m:r>
+              <m:t>P</m:t>
+            </m:r>
+          </m:e>
+          <m:sub>
+            <m:r>
+              <m:t>2</m:t>
+            </m:r>
+          </m:sub>
+        </m:sSub>
+      </m:oMath>
+      <w:r>
+        <w:rPr>
+          <w:rFonts w:ascii="Times New Roman" w:hAnsi="Times New Roman" w:eastAsia="Times New Roman" w:cs="Times New Roman"/>
+        </w:rPr>
+        <w:t xml:space="preserve"> </w:t>
+      </w:r>
       <w:r>
         <w:rPr>
           <w:rFonts w:hint="eastAsia" w:ascii="Times New Roman" w:hAnsi="Times New Roman" w:eastAsia="FangSong" w:cs="Times New Roman"/>
@@ -11592,15 +11653,22 @@
         <w:rPr>
           <w:rFonts w:ascii="Times New Roman" w:hAnsi="Times New Roman" w:eastAsia="Times New Roman" w:cs="Times New Roman"/>
         </w:rPr>
-        <w:t xml:space="preserve"> P</w:t>
-      </w:r>
-      <w:r>
-        <w:rPr>
-          <w:rFonts w:ascii="Times New Roman" w:hAnsi="Times New Roman" w:eastAsia="Times New Roman" w:cs="Times New Roman"/>
-          <w:vertAlign w:val="subscript"/>
-        </w:rPr>
-        <w:t>3</w:t>
-      </w:r>
+        <w:t xml:space="preserve"> </w:t>
+      </w:r>
+      <m:oMath>
+        <m:sSub>
+          <m:e>
+            <m:r>
+              <m:t>P</m:t>
+            </m:r>
+          </m:e>
+          <m:sub>
+            <m:r>
+              <m:t>3</m:t>
+            </m:r>
+          </m:sub>
+        </m:sSub>
+      </m:oMath>
       <w:r>
         <w:rPr>
           <w:rFonts w:ascii="Times New Roman" w:hAnsi="Times New Roman" w:eastAsia="Times New Roman" w:cs="Times New Roman"/>
@@ -17010,400 +17078,400 @@
       <w:r>
         <w:rPr>
           <w:rStyle w:val="VerbatimChar"/>
-          <w:rFonts w:hint="eastAsia" w:ascii="Times New Roman" w:hAnsi="Times New Roman" w:eastAsia="Times New Roman" w:cs="Times New Roman"/>
+          <w:rFonts w:hint="eastAsia" w:ascii="SimSun" w:hAnsi="SimSun" w:eastAsia="SimSun" w:cs="SimSun"/>
         </w:rPr>
         <w:t>E2</w:t>
       </w:r>
       <w:r>
         <w:rPr>
           <w:rStyle w:val="VerbatimChar"/>
-          <w:rFonts w:hint="eastAsia" w:ascii="Times New Roman" w:hAnsi="Times New Roman" w:eastAsia="FangSong" w:cs="Times New Roman"/>
+          <w:rFonts w:hint="eastAsia" w:ascii="SimSun" w:hAnsi="SimSun" w:eastAsia="SimSun" w:cs="SimSun"/>
         </w:rPr>
         <w:t>消除的必要条件</w:t>
       </w:r>
       <w:r>
         <w:rPr>
           <w:rStyle w:val="VerbatimChar"/>
-          <w:rFonts w:hint="eastAsia" w:ascii="Times New Roman" w:hAnsi="Times New Roman" w:eastAsia="Times New Roman" w:cs="Times New Roman"/>
+          <w:rFonts w:hint="eastAsia" w:ascii="SimSun" w:hAnsi="SimSun" w:eastAsia="SimSun" w:cs="SimSun"/>
         </w:rPr>
         <w:t>：</w:t>
       </w:r>
       <w:r>
         <w:rPr>
-          <w:rFonts w:ascii="Times New Roman" w:hAnsi="Times New Roman" w:eastAsia="Times New Roman" w:cs="Times New Roman"/>
+          <w:rFonts w:ascii="SimSun" w:hAnsi="SimSun" w:eastAsia="SimSun" w:cs="SimSun"/>
         </w:rPr>
         <w:br/>
       </w:r>
       <w:r>
         <w:rPr>
           <w:rStyle w:val="VerbatimChar"/>
-          <w:rFonts w:ascii="Times New Roman" w:hAnsi="Times New Roman" w:eastAsia="Times New Roman" w:cs="Times New Roman"/>
+          <w:rFonts w:ascii="SimSun" w:hAnsi="SimSun" w:eastAsia="SimSun" w:cs="SimSun"/>
         </w:rPr>
         <w:t xml:space="preserve">- </w:t>
       </w:r>
       <w:r>
         <w:rPr>
           <w:rStyle w:val="VerbatimChar"/>
-          <w:rFonts w:hint="eastAsia" w:ascii="Times New Roman" w:hAnsi="Times New Roman" w:eastAsia="Times New Roman" w:cs="Times New Roman"/>
+          <w:rFonts w:hint="eastAsia" w:ascii="SimSun" w:hAnsi="SimSun" w:eastAsia="SimSun" w:cs="SimSun"/>
         </w:rPr>
         <w:t>H</w:t>
       </w:r>
       <w:r>
         <w:rPr>
           <w:rStyle w:val="VerbatimChar"/>
-          <w:rFonts w:hint="eastAsia" w:ascii="Times New Roman" w:hAnsi="Times New Roman" w:eastAsia="FangSong" w:cs="Times New Roman"/>
+          <w:rFonts w:hint="eastAsia" w:ascii="SimSun" w:hAnsi="SimSun" w:eastAsia="SimSun" w:cs="SimSun"/>
         </w:rPr>
         <w:t>和</w:t>
       </w:r>
       <w:r>
         <w:rPr>
           <w:rStyle w:val="VerbatimChar"/>
-          <w:rFonts w:hint="eastAsia" w:ascii="Times New Roman" w:hAnsi="Times New Roman" w:eastAsia="Times New Roman" w:cs="Times New Roman"/>
+          <w:rFonts w:hint="eastAsia" w:ascii="SimSun" w:hAnsi="SimSun" w:eastAsia="SimSun" w:cs="SimSun"/>
         </w:rPr>
         <w:t>Br</w:t>
       </w:r>
       <w:r>
         <w:rPr>
           <w:rStyle w:val="VerbatimChar"/>
-          <w:rFonts w:hint="eastAsia" w:ascii="Times New Roman" w:hAnsi="Times New Roman" w:eastAsia="FangSong" w:cs="Times New Roman"/>
+          <w:rFonts w:hint="eastAsia" w:ascii="SimSun" w:hAnsi="SimSun" w:eastAsia="SimSun" w:cs="SimSun"/>
         </w:rPr>
         <w:t>必须处于反式共平面</w:t>
       </w:r>
       <w:r>
         <w:rPr>
           <w:rStyle w:val="VerbatimChar"/>
-          <w:rFonts w:hint="eastAsia" w:ascii="Times New Roman" w:hAnsi="Times New Roman" w:eastAsia="Times New Roman" w:cs="Times New Roman"/>
+          <w:rFonts w:hint="eastAsia" w:ascii="SimSun" w:hAnsi="SimSun" w:eastAsia="SimSun" w:cs="SimSun"/>
         </w:rPr>
         <w:t>（anti-periplanar）</w:t>
       </w:r>
       <w:r>
         <w:rPr>
-          <w:rFonts w:ascii="Times New Roman" w:hAnsi="Times New Roman" w:eastAsia="Times New Roman" w:cs="Times New Roman"/>
+          <w:rFonts w:ascii="SimSun" w:hAnsi="SimSun" w:eastAsia="SimSun" w:cs="SimSun"/>
         </w:rPr>
         <w:br/>
       </w:r>
       <w:r>
         <w:rPr>
           <w:rStyle w:val="VerbatimChar"/>
-          <w:rFonts w:ascii="Times New Roman" w:hAnsi="Times New Roman" w:eastAsia="Times New Roman" w:cs="Times New Roman"/>
+          <w:rFonts w:ascii="SimSun" w:hAnsi="SimSun" w:eastAsia="SimSun" w:cs="SimSun"/>
         </w:rPr>
         <w:t xml:space="preserve">- </w:t>
       </w:r>
       <w:r>
         <w:rPr>
           <w:rStyle w:val="VerbatimChar"/>
-          <w:rFonts w:hint="eastAsia" w:ascii="Times New Roman" w:hAnsi="Times New Roman" w:eastAsia="FangSong" w:cs="Times New Roman"/>
+          <w:rFonts w:hint="eastAsia" w:ascii="SimSun" w:hAnsi="SimSun" w:eastAsia="SimSun" w:cs="SimSun"/>
         </w:rPr>
         <w:t>这样</w:t>
       </w:r>
       <w:r>
         <w:rPr>
           <w:rStyle w:val="VerbatimChar"/>
-          <w:rFonts w:hint="eastAsia" w:ascii="Times New Roman" w:hAnsi="Times New Roman" w:eastAsia="Times New Roman" w:cs="Times New Roman"/>
+          <w:rFonts w:hint="eastAsia" w:ascii="SimSun" w:hAnsi="SimSun" w:eastAsia="SimSun" w:cs="SimSun"/>
         </w:rPr>
         <w:t>H-C-C-Br</w:t>
       </w:r>
       <w:r>
         <w:rPr>
           <w:rStyle w:val="VerbatimChar"/>
-          <w:rFonts w:hint="eastAsia" w:ascii="Times New Roman" w:hAnsi="Times New Roman" w:eastAsia="FangSong" w:cs="Times New Roman"/>
+          <w:rFonts w:hint="eastAsia" w:ascii="SimSun" w:hAnsi="SimSun" w:eastAsia="SimSun" w:cs="SimSun"/>
         </w:rPr>
         <w:t>的二面角为</w:t>
       </w:r>
       <w:r>
         <w:rPr>
           <w:rStyle w:val="VerbatimChar"/>
-          <w:rFonts w:hint="eastAsia" w:ascii="Times New Roman" w:hAnsi="Times New Roman" w:eastAsia="Times New Roman" w:cs="Times New Roman"/>
+          <w:rFonts w:hint="eastAsia" w:ascii="SimSun" w:hAnsi="SimSun" w:eastAsia="SimSun" w:cs="SimSun"/>
         </w:rPr>
         <w:t>180°</w:t>
       </w:r>
       <w:r>
         <w:rPr>
-          <w:rFonts w:ascii="Times New Roman" w:hAnsi="Times New Roman" w:eastAsia="Times New Roman" w:cs="Times New Roman"/>
+          <w:rFonts w:ascii="SimSun" w:hAnsi="SimSun" w:eastAsia="SimSun" w:cs="SimSun"/>
         </w:rPr>
         <w:br/>
       </w:r>
       <w:r>
         <w:rPr>
           <w:rStyle w:val="VerbatimChar"/>
-          <w:rFonts w:ascii="Times New Roman" w:hAnsi="Times New Roman" w:eastAsia="Times New Roman" w:cs="Times New Roman"/>
+          <w:rFonts w:ascii="SimSun" w:hAnsi="SimSun" w:eastAsia="SimSun" w:cs="SimSun"/>
         </w:rPr>
         <w:t xml:space="preserve">- </w:t>
       </w:r>
       <w:r>
         <w:rPr>
           <w:rStyle w:val="VerbatimChar"/>
-          <w:rFonts w:hint="eastAsia" w:ascii="Times New Roman" w:hAnsi="Times New Roman" w:eastAsia="FangSong" w:cs="Times New Roman"/>
+          <w:rFonts w:hint="eastAsia" w:ascii="SimSun" w:hAnsi="SimSun" w:eastAsia="SimSun" w:cs="SimSun"/>
         </w:rPr>
         <w:t>形成有效的</w:t>
       </w:r>
       <w:r>
         <w:rPr>
           <w:rStyle w:val="VerbatimChar"/>
-          <w:rFonts w:hint="eastAsia" w:ascii="Times New Roman" w:hAnsi="Times New Roman" w:eastAsia="Times New Roman" w:cs="Times New Roman"/>
+          <w:rFonts w:hint="eastAsia" w:ascii="SimSun" w:hAnsi="SimSun" w:eastAsia="SimSun" w:cs="SimSun"/>
         </w:rPr>
         <w:t>σ\*</w:t>
       </w:r>
       <w:r>
         <w:rPr>
           <w:rStyle w:val="VerbatimChar"/>
-          <w:rFonts w:hint="eastAsia" w:ascii="Times New Roman" w:hAnsi="Times New Roman" w:eastAsia="FangSong" w:cs="Times New Roman"/>
+          <w:rFonts w:hint="eastAsia" w:ascii="SimSun" w:hAnsi="SimSun" w:eastAsia="SimSun" w:cs="SimSun"/>
         </w:rPr>
         <w:t>轨道重叠</w:t>
       </w:r>
       <w:r>
         <w:rPr>
-          <w:rFonts w:ascii="Times New Roman" w:hAnsi="Times New Roman" w:eastAsia="Times New Roman" w:cs="Times New Roman"/>
+          <w:rFonts w:ascii="SimSun" w:hAnsi="SimSun" w:eastAsia="SimSun" w:cs="SimSun"/>
         </w:rPr>
         <w:br/>
       </w:r>
       <w:r>
         <w:rPr>
-          <w:rFonts w:ascii="Times New Roman" w:hAnsi="Times New Roman" w:eastAsia="Times New Roman" w:cs="Times New Roman"/>
+          <w:rFonts w:ascii="SimSun" w:hAnsi="SimSun" w:eastAsia="SimSun" w:cs="SimSun"/>
         </w:rPr>
         <w:br/>
       </w:r>
       <w:r>
         <w:rPr>
           <w:rStyle w:val="VerbatimChar"/>
-          <w:rFonts w:hint="eastAsia" w:ascii="Times New Roman" w:hAnsi="Times New Roman" w:eastAsia="FangSong" w:cs="Times New Roman"/>
+          <w:rFonts w:hint="eastAsia" w:ascii="SimSun" w:hAnsi="SimSun" w:eastAsia="SimSun" w:cs="SimSun"/>
         </w:rPr>
         <w:t>化合物</w:t>
       </w:r>
       <w:r>
         <w:rPr>
           <w:rStyle w:val="VerbatimChar"/>
-          <w:rFonts w:hint="eastAsia" w:ascii="Times New Roman" w:hAnsi="Times New Roman" w:eastAsia="Times New Roman" w:cs="Times New Roman"/>
+          <w:rFonts w:hint="eastAsia" w:ascii="SimSun" w:hAnsi="SimSun" w:eastAsia="SimSun" w:cs="SimSun"/>
         </w:rPr>
         <w:t>A：</w:t>
       </w:r>
       <w:r>
         <w:rPr>
-          <w:rFonts w:ascii="Times New Roman" w:hAnsi="Times New Roman" w:eastAsia="Times New Roman" w:cs="Times New Roman"/>
+          <w:rFonts w:ascii="SimSun" w:hAnsi="SimSun" w:eastAsia="SimSun" w:cs="SimSun"/>
         </w:rPr>
         <w:br/>
       </w:r>
       <w:r>
         <w:rPr>
           <w:rStyle w:val="VerbatimChar"/>
-          <w:rFonts w:ascii="Times New Roman" w:hAnsi="Times New Roman" w:eastAsia="Times New Roman" w:cs="Times New Roman"/>
+          <w:rFonts w:ascii="SimSun" w:hAnsi="SimSun" w:eastAsia="SimSun" w:cs="SimSun"/>
         </w:rPr>
         <w:t xml:space="preserve">- </w:t>
       </w:r>
       <w:r>
         <w:rPr>
           <w:rStyle w:val="VerbatimChar"/>
-          <w:rFonts w:hint="eastAsia" w:ascii="Times New Roman" w:hAnsi="Times New Roman" w:eastAsia="Times New Roman" w:cs="Times New Roman"/>
+          <w:rFonts w:hint="eastAsia" w:ascii="SimSun" w:hAnsi="SimSun" w:eastAsia="SimSun" w:cs="SimSun"/>
         </w:rPr>
         <w:t>H</w:t>
       </w:r>
       <w:r>
         <w:rPr>
           <w:rStyle w:val="VerbatimChar"/>
-          <w:rFonts w:hint="eastAsia" w:ascii="Times New Roman" w:hAnsi="Times New Roman" w:eastAsia="FangSong" w:cs="Times New Roman"/>
+          <w:rFonts w:hint="eastAsia" w:ascii="SimSun" w:hAnsi="SimSun" w:eastAsia="SimSun" w:cs="SimSun"/>
         </w:rPr>
         <w:t>和</w:t>
       </w:r>
       <w:r>
         <w:rPr>
           <w:rStyle w:val="VerbatimChar"/>
-          <w:rFonts w:hint="eastAsia" w:ascii="Times New Roman" w:hAnsi="Times New Roman" w:eastAsia="Times New Roman" w:cs="Times New Roman"/>
+          <w:rFonts w:hint="eastAsia" w:ascii="SimSun" w:hAnsi="SimSun" w:eastAsia="SimSun" w:cs="SimSun"/>
         </w:rPr>
         <w:t>Br</w:t>
       </w:r>
       <w:r>
         <w:rPr>
           <w:rStyle w:val="VerbatimChar"/>
-          <w:rFonts w:hint="eastAsia" w:ascii="Times New Roman" w:hAnsi="Times New Roman" w:eastAsia="FangSong" w:cs="Times New Roman"/>
+          <w:rFonts w:hint="eastAsia" w:ascii="SimSun" w:hAnsi="SimSun" w:eastAsia="SimSun" w:cs="SimSun"/>
         </w:rPr>
         <w:t>处于反式位置</w:t>
       </w:r>
       <w:r>
         <w:rPr>
-          <w:rFonts w:ascii="Times New Roman" w:hAnsi="Times New Roman" w:eastAsia="Times New Roman" w:cs="Times New Roman"/>
+          <w:rFonts w:ascii="SimSun" w:hAnsi="SimSun" w:eastAsia="SimSun" w:cs="SimSun"/>
         </w:rPr>
         <w:br/>
       </w:r>
       <w:r>
         <w:rPr>
           <w:rStyle w:val="VerbatimChar"/>
-          <w:rFonts w:ascii="Times New Roman" w:hAnsi="Times New Roman" w:eastAsia="Times New Roman" w:cs="Times New Roman"/>
+          <w:rFonts w:ascii="SimSun" w:hAnsi="SimSun" w:eastAsia="SimSun" w:cs="SimSun"/>
         </w:rPr>
         <w:t xml:space="preserve">- </w:t>
       </w:r>
       <w:r>
         <w:rPr>
           <w:rStyle w:val="VerbatimChar"/>
-          <w:rFonts w:hint="eastAsia" w:ascii="Times New Roman" w:hAnsi="Times New Roman" w:eastAsia="FangSong" w:cs="Times New Roman"/>
+          <w:rFonts w:hint="eastAsia" w:ascii="SimSun" w:hAnsi="SimSun" w:eastAsia="SimSun" w:cs="SimSun"/>
         </w:rPr>
         <w:t>满足</w:t>
       </w:r>
       <w:r>
         <w:rPr>
           <w:rStyle w:val="VerbatimChar"/>
-          <w:rFonts w:hint="eastAsia" w:ascii="Times New Roman" w:hAnsi="Times New Roman" w:eastAsia="Times New Roman" w:cs="Times New Roman"/>
+          <w:rFonts w:hint="eastAsia" w:ascii="SimSun" w:hAnsi="SimSun" w:eastAsia="SimSun" w:cs="SimSun"/>
         </w:rPr>
         <w:t>E2</w:t>
       </w:r>
       <w:r>
         <w:rPr>
           <w:rStyle w:val="VerbatimChar"/>
-          <w:rFonts w:hint="eastAsia" w:ascii="Times New Roman" w:hAnsi="Times New Roman" w:eastAsia="FangSong" w:cs="Times New Roman"/>
+          <w:rFonts w:hint="eastAsia" w:ascii="SimSun" w:hAnsi="SimSun" w:eastAsia="SimSun" w:cs="SimSun"/>
         </w:rPr>
         <w:t>消除的立体化学要求</w:t>
       </w:r>
       <w:r>
         <w:rPr>
-          <w:rFonts w:ascii="Times New Roman" w:hAnsi="Times New Roman" w:eastAsia="Times New Roman" w:cs="Times New Roman"/>
+          <w:rFonts w:ascii="SimSun" w:hAnsi="SimSun" w:eastAsia="SimSun" w:cs="SimSun"/>
         </w:rPr>
         <w:br/>
       </w:r>
       <w:r>
         <w:rPr>
           <w:rStyle w:val="VerbatimChar"/>
-          <w:rFonts w:ascii="Times New Roman" w:hAnsi="Times New Roman" w:eastAsia="Times New Roman" w:cs="Times New Roman"/>
+          <w:rFonts w:ascii="SimSun" w:hAnsi="SimSun" w:eastAsia="SimSun" w:cs="SimSun"/>
         </w:rPr>
         <w:t xml:space="preserve">- </w:t>
       </w:r>
       <w:r>
         <w:rPr>
           <w:rStyle w:val="VerbatimChar"/>
-          <w:rFonts w:hint="eastAsia" w:ascii="Times New Roman" w:hAnsi="Times New Roman" w:eastAsia="FangSong" w:cs="Times New Roman"/>
+          <w:rFonts w:hint="eastAsia" w:ascii="SimSun" w:hAnsi="SimSun" w:eastAsia="SimSun" w:cs="SimSun"/>
         </w:rPr>
         <w:t xml:space="preserve">可以发生消除反应</w:t>
       </w:r>
       <w:r>
         <w:rPr>
-          <w:rFonts w:ascii="Times New Roman" w:hAnsi="Times New Roman" w:eastAsia="Times New Roman" w:cs="Times New Roman"/>
+          <w:rFonts w:ascii="SimSun" w:hAnsi="SimSun" w:eastAsia="SimSun" w:cs="SimSun"/>
         </w:rPr>
         <w:br/>
       </w:r>
       <w:r>
         <w:rPr>
-          <w:rFonts w:ascii="Times New Roman" w:hAnsi="Times New Roman" w:eastAsia="Times New Roman" w:cs="Times New Roman"/>
+          <w:rFonts w:ascii="SimSun" w:hAnsi="SimSun" w:eastAsia="SimSun" w:cs="SimSun"/>
         </w:rPr>
         <w:br/>
       </w:r>
       <w:r>
         <w:rPr>
           <w:rStyle w:val="VerbatimChar"/>
-          <w:rFonts w:hint="eastAsia" w:ascii="Times New Roman" w:hAnsi="Times New Roman" w:eastAsia="FangSong" w:cs="Times New Roman"/>
+          <w:rFonts w:hint="eastAsia" w:ascii="SimSun" w:hAnsi="SimSun" w:eastAsia="SimSun" w:cs="SimSun"/>
         </w:rPr>
         <w:t>化合物</w:t>
       </w:r>
       <w:r>
         <w:rPr>
           <w:rStyle w:val="VerbatimChar"/>
-          <w:rFonts w:hint="eastAsia" w:ascii="Times New Roman" w:hAnsi="Times New Roman" w:eastAsia="Times New Roman" w:cs="Times New Roman"/>
+          <w:rFonts w:hint="eastAsia" w:ascii="SimSun" w:hAnsi="SimSun" w:eastAsia="SimSun" w:cs="SimSun"/>
         </w:rPr>
         <w:t>B：</w:t>
       </w:r>
       <w:r>
         <w:rPr>
-          <w:rFonts w:ascii="Times New Roman" w:hAnsi="Times New Roman" w:eastAsia="Times New Roman" w:cs="Times New Roman"/>
+          <w:rFonts w:ascii="SimSun" w:hAnsi="SimSun" w:eastAsia="SimSun" w:cs="SimSun"/>
         </w:rPr>
         <w:br/>
       </w:r>
       <w:r>
         <w:rPr>
           <w:rStyle w:val="VerbatimChar"/>
-          <w:rFonts w:ascii="Times New Roman" w:hAnsi="Times New Roman" w:eastAsia="Times New Roman" w:cs="Times New Roman"/>
+          <w:rFonts w:ascii="SimSun" w:hAnsi="SimSun" w:eastAsia="SimSun" w:cs="SimSun"/>
         </w:rPr>
         <w:t xml:space="preserve">- </w:t>
       </w:r>
       <w:r>
         <w:rPr>
           <w:rStyle w:val="VerbatimChar"/>
-          <w:rFonts w:hint="eastAsia" w:ascii="Times New Roman" w:hAnsi="Times New Roman" w:eastAsia="Times New Roman" w:cs="Times New Roman"/>
+          <w:rFonts w:hint="eastAsia" w:ascii="SimSun" w:hAnsi="SimSun" w:eastAsia="SimSun" w:cs="SimSun"/>
         </w:rPr>
         <w:t>H</w:t>
       </w:r>
       <w:r>
         <w:rPr>
           <w:rStyle w:val="VerbatimChar"/>
-          <w:rFonts w:hint="eastAsia" w:ascii="Times New Roman" w:hAnsi="Times New Roman" w:eastAsia="FangSong" w:cs="Times New Roman"/>
+          <w:rFonts w:hint="eastAsia" w:ascii="SimSun" w:hAnsi="SimSun" w:eastAsia="SimSun" w:cs="SimSun"/>
         </w:rPr>
         <w:t>和</w:t>
       </w:r>
       <w:r>
         <w:rPr>
           <w:rStyle w:val="VerbatimChar"/>
-          <w:rFonts w:hint="eastAsia" w:ascii="Times New Roman" w:hAnsi="Times New Roman" w:eastAsia="Times New Roman" w:cs="Times New Roman"/>
+          <w:rFonts w:hint="eastAsia" w:ascii="SimSun" w:hAnsi="SimSun" w:eastAsia="SimSun" w:cs="SimSun"/>
         </w:rPr>
         <w:t>Br</w:t>
       </w:r>
       <w:r>
         <w:rPr>
           <w:rStyle w:val="VerbatimChar"/>
-          <w:rFonts w:hint="eastAsia" w:ascii="Times New Roman" w:hAnsi="Times New Roman" w:eastAsia="FangSong" w:cs="Times New Roman"/>
+          <w:rFonts w:hint="eastAsia" w:ascii="SimSun" w:hAnsi="SimSun" w:eastAsia="SimSun" w:cs="SimSun"/>
         </w:rPr>
         <w:t>处于顺式位置</w:t>
       </w:r>
       <w:r>
         <w:rPr>
-          <w:rFonts w:ascii="Times New Roman" w:hAnsi="Times New Roman" w:eastAsia="Times New Roman" w:cs="Times New Roman"/>
+          <w:rFonts w:ascii="SimSun" w:hAnsi="SimSun" w:eastAsia="SimSun" w:cs="SimSun"/>
         </w:rPr>
         <w:br/>
       </w:r>
       <w:r>
         <w:rPr>
           <w:rStyle w:val="VerbatimChar"/>
-          <w:rFonts w:ascii="Times New Roman" w:hAnsi="Times New Roman" w:eastAsia="Times New Roman" w:cs="Times New Roman"/>
+          <w:rFonts w:ascii="SimSun" w:hAnsi="SimSun" w:eastAsia="SimSun" w:cs="SimSun"/>
         </w:rPr>
         <w:t xml:space="preserve">- </w:t>
       </w:r>
       <w:r>
         <w:rPr>
           <w:rStyle w:val="VerbatimChar"/>
-          <w:rFonts w:hint="eastAsia" w:ascii="Times New Roman" w:hAnsi="Times New Roman" w:eastAsia="FangSong" w:cs="Times New Roman"/>
+          <w:rFonts w:hint="eastAsia" w:ascii="SimSun" w:hAnsi="SimSun" w:eastAsia="SimSun" w:cs="SimSun"/>
         </w:rPr>
         <w:t>不满足</w:t>
       </w:r>
       <w:r>
         <w:rPr>
           <w:rStyle w:val="VerbatimChar"/>
-          <w:rFonts w:hint="eastAsia" w:ascii="Times New Roman" w:hAnsi="Times New Roman" w:eastAsia="Times New Roman" w:cs="Times New Roman"/>
+          <w:rFonts w:hint="eastAsia" w:ascii="SimSun" w:hAnsi="SimSun" w:eastAsia="SimSun" w:cs="SimSun"/>
         </w:rPr>
         <w:t>E2</w:t>
       </w:r>
       <w:r>
         <w:rPr>
           <w:rStyle w:val="VerbatimChar"/>
-          <w:rFonts w:hint="eastAsia" w:ascii="Times New Roman" w:hAnsi="Times New Roman" w:eastAsia="FangSong" w:cs="Times New Roman"/>
+          <w:rFonts w:hint="eastAsia" w:ascii="SimSun" w:hAnsi="SimSun" w:eastAsia="SimSun" w:cs="SimSun"/>
         </w:rPr>
         <w:t>消除的立体化学要求</w:t>
       </w:r>
       <w:r>
         <w:rPr>
-          <w:rFonts w:ascii="Times New Roman" w:hAnsi="Times New Roman" w:eastAsia="Times New Roman" w:cs="Times New Roman"/>
+          <w:rFonts w:ascii="SimSun" w:hAnsi="SimSun" w:eastAsia="SimSun" w:cs="SimSun"/>
         </w:rPr>
         <w:br/>
       </w:r>
       <w:r>
         <w:rPr>
           <w:rStyle w:val="VerbatimChar"/>
-          <w:rFonts w:ascii="Times New Roman" w:hAnsi="Times New Roman" w:eastAsia="Times New Roman" w:cs="Times New Roman"/>
+          <w:rFonts w:ascii="SimSun" w:hAnsi="SimSun" w:eastAsia="SimSun" w:cs="SimSun"/>
         </w:rPr>
         <w:t xml:space="preserve">- </w:t>
       </w:r>
       <w:r>
         <w:rPr>
           <w:rStyle w:val="VerbatimChar"/>
-          <w:rFonts w:hint="eastAsia" w:ascii="Times New Roman" w:hAnsi="Times New Roman" w:eastAsia="FangSong" w:cs="Times New Roman"/>
+          <w:rFonts w:hint="eastAsia" w:ascii="SimSun" w:hAnsi="SimSun" w:eastAsia="SimSun" w:cs="SimSun"/>
         </w:rPr>
         <w:t>不能发生</w:t>
       </w:r>
       <w:r>
         <w:rPr>
           <w:rStyle w:val="VerbatimChar"/>
-          <w:rFonts w:hint="eastAsia" w:ascii="Times New Roman" w:hAnsi="Times New Roman" w:eastAsia="Times New Roman" w:cs="Times New Roman"/>
+          <w:rFonts w:hint="eastAsia" w:ascii="SimSun" w:hAnsi="SimSun" w:eastAsia="SimSun" w:cs="SimSun"/>
         </w:rPr>
         <w:t>E2</w:t>
       </w:r>
       <w:r>
         <w:rPr>
           <w:rStyle w:val="VerbatimChar"/>
-          <w:rFonts w:hint="eastAsia" w:ascii="Times New Roman" w:hAnsi="Times New Roman" w:eastAsia="FangSong" w:cs="Times New Roman"/>
+          <w:rFonts w:hint="eastAsia" w:ascii="SimSun" w:hAnsi="SimSun" w:eastAsia="SimSun" w:cs="SimSun"/>
         </w:rPr>
         <w:t>消除</w:t>
       </w:r>
@@ -17447,238 +17515,238 @@
       <w:r>
         <w:rPr>
           <w:rStyle w:val="VerbatimChar"/>
-          <w:rFonts w:hint="eastAsia" w:ascii="Times New Roman" w:hAnsi="Times New Roman" w:eastAsia="FangSong" w:cs="Times New Roman"/>
+          <w:rFonts w:hint="eastAsia" w:ascii="SimSun" w:hAnsi="SimSun" w:eastAsia="SimSun" w:cs="SimSun"/>
         </w:rPr>
         <w:t>性质分析</w:t>
       </w:r>
       <w:r>
         <w:rPr>
           <w:rStyle w:val="VerbatimChar"/>
-          <w:rFonts w:hint="eastAsia" w:ascii="Times New Roman" w:hAnsi="Times New Roman" w:eastAsia="Times New Roman" w:cs="Times New Roman"/>
+          <w:rFonts w:hint="eastAsia" w:ascii="SimSun" w:hAnsi="SimSun" w:eastAsia="SimSun" w:cs="SimSun"/>
         </w:rPr>
         <w:t>：</w:t>
       </w:r>
       <w:r>
         <w:rPr>
-          <w:rFonts w:ascii="Times New Roman" w:hAnsi="Times New Roman" w:eastAsia="Times New Roman" w:cs="Times New Roman"/>
+          <w:rFonts w:ascii="SimSun" w:hAnsi="SimSun" w:eastAsia="SimSun" w:cs="SimSun"/>
         </w:rPr>
         <w:br/>
       </w:r>
       <w:r>
         <w:rPr>
           <w:rStyle w:val="VerbatimChar"/>
-          <w:rFonts w:ascii="Times New Roman" w:hAnsi="Times New Roman" w:eastAsia="Times New Roman" w:cs="Times New Roman"/>
+          <w:rFonts w:ascii="SimSun" w:hAnsi="SimSun" w:eastAsia="SimSun" w:cs="SimSun"/>
         </w:rPr>
         <w:t xml:space="preserve">1. </w:t>
       </w:r>
       <w:r>
         <w:rPr>
           <w:rStyle w:val="VerbatimChar"/>
-          <w:rFonts w:hint="eastAsia" w:ascii="Times New Roman" w:hAnsi="Times New Roman" w:eastAsia="FangSong" w:cs="Times New Roman"/>
+          <w:rFonts w:hint="eastAsia" w:ascii="SimSun" w:hAnsi="SimSun" w:eastAsia="SimSun" w:cs="SimSun"/>
         </w:rPr>
         <w:t>使酸性</w:t>
       </w:r>
       <w:r>
         <w:rPr>
           <w:rStyle w:val="VerbatimChar"/>
-          <w:rFonts w:hint="eastAsia" w:ascii="Times New Roman" w:hAnsi="Times New Roman" w:eastAsia="Times New Roman" w:cs="Times New Roman"/>
+          <w:rFonts w:hint="eastAsia" w:ascii="SimSun" w:hAnsi="SimSun" w:eastAsia="SimSun" w:cs="SimSun"/>
         </w:rPr>
         <w:t>KMnO4</w:t>
       </w:r>
       <w:r>
         <w:rPr>
           <w:rStyle w:val="VerbatimChar"/>
-          <w:rFonts w:hint="eastAsia" w:ascii="Times New Roman" w:hAnsi="Times New Roman" w:eastAsia="FangSong" w:cs="Times New Roman"/>
+          <w:rFonts w:hint="eastAsia" w:ascii="SimSun" w:hAnsi="SimSun" w:eastAsia="SimSun" w:cs="SimSun"/>
         </w:rPr>
         <w:t>褪色</w:t>
       </w:r>
       <w:r>
         <w:rPr>
           <w:rStyle w:val="VerbatimChar"/>
-          <w:rFonts w:ascii="Times New Roman" w:hAnsi="Times New Roman" w:eastAsia="Times New Roman" w:cs="Times New Roman"/>
+          <w:rFonts w:ascii="SimSun" w:hAnsi="SimSun" w:eastAsia="SimSun" w:cs="SimSun"/>
         </w:rPr>
         <w:t xml:space="preserve"> → </w:t>
       </w:r>
       <w:r>
         <w:rPr>
           <w:rStyle w:val="VerbatimChar"/>
-          <w:rFonts w:hint="eastAsia" w:ascii="Times New Roman" w:hAnsi="Times New Roman" w:eastAsia="FangSong" w:cs="Times New Roman"/>
+          <w:rFonts w:hint="eastAsia" w:ascii="SimSun" w:hAnsi="SimSun" w:eastAsia="SimSun" w:cs="SimSun"/>
         </w:rPr>
         <w:t>有双键</w:t>
       </w:r>
       <w:r>
         <w:rPr>
           <w:rStyle w:val="VerbatimChar"/>
-          <w:rFonts w:hint="eastAsia" w:ascii="Times New Roman" w:hAnsi="Times New Roman" w:eastAsia="Times New Roman" w:cs="Times New Roman"/>
+          <w:rFonts w:hint="eastAsia" w:ascii="SimSun" w:hAnsi="SimSun" w:eastAsia="SimSun" w:cs="SimSun"/>
         </w:rPr>
         <w:t>（</w:t>
       </w:r>
       <w:r>
         <w:rPr>
           <w:rStyle w:val="VerbatimChar"/>
-          <w:rFonts w:hint="eastAsia" w:ascii="Times New Roman" w:hAnsi="Times New Roman" w:eastAsia="FangSong" w:cs="Times New Roman"/>
+          <w:rFonts w:hint="eastAsia" w:ascii="SimSun" w:hAnsi="SimSun" w:eastAsia="SimSun" w:cs="SimSun"/>
         </w:rPr>
         <w:t>烯烃</w:t>
       </w:r>
       <w:r>
         <w:rPr>
           <w:rStyle w:val="VerbatimChar"/>
-          <w:rFonts w:hint="eastAsia" w:ascii="Times New Roman" w:hAnsi="Times New Roman" w:eastAsia="Times New Roman" w:cs="Times New Roman"/>
+          <w:rFonts w:hint="eastAsia" w:ascii="SimSun" w:hAnsi="SimSun" w:eastAsia="SimSun" w:cs="SimSun"/>
         </w:rPr>
         <w:t>）</w:t>
       </w:r>
       <w:r>
         <w:rPr>
-          <w:rFonts w:ascii="Times New Roman" w:hAnsi="Times New Roman" w:eastAsia="Times New Roman" w:cs="Times New Roman"/>
+          <w:rFonts w:ascii="SimSun" w:hAnsi="SimSun" w:eastAsia="SimSun" w:cs="SimSun"/>
         </w:rPr>
         <w:br/>
       </w:r>
       <w:r>
         <w:rPr>
           <w:rStyle w:val="VerbatimChar"/>
-          <w:rFonts w:ascii="Times New Roman" w:hAnsi="Times New Roman" w:eastAsia="Times New Roman" w:cs="Times New Roman"/>
+          <w:rFonts w:ascii="SimSun" w:hAnsi="SimSun" w:eastAsia="SimSun" w:cs="SimSun"/>
         </w:rPr>
         <w:t xml:space="preserve">2. </w:t>
       </w:r>
       <w:r>
         <w:rPr>
           <w:rStyle w:val="VerbatimChar"/>
-          <w:rFonts w:hint="eastAsia" w:ascii="Times New Roman" w:hAnsi="Times New Roman" w:eastAsia="FangSong" w:cs="Times New Roman"/>
+          <w:rFonts w:hint="eastAsia" w:ascii="SimSun" w:hAnsi="SimSun" w:eastAsia="SimSun" w:cs="SimSun"/>
         </w:rPr>
         <w:t>不与</w:t>
       </w:r>
       <w:r>
         <w:rPr>
           <w:rStyle w:val="VerbatimChar"/>
-          <w:rFonts w:hint="eastAsia" w:ascii="Times New Roman" w:hAnsi="Times New Roman" w:eastAsia="Times New Roman" w:cs="Times New Roman"/>
+          <w:rFonts w:hint="eastAsia" w:ascii="SimSun" w:hAnsi="SimSun" w:eastAsia="SimSun" w:cs="SimSun"/>
         </w:rPr>
         <w:t>LiAlH4</w:t>
       </w:r>
       <w:r>
         <w:rPr>
           <w:rStyle w:val="VerbatimChar"/>
-          <w:rFonts w:hint="eastAsia" w:ascii="Times New Roman" w:hAnsi="Times New Roman" w:eastAsia="FangSong" w:cs="Times New Roman"/>
+          <w:rFonts w:hint="eastAsia" w:ascii="SimSun" w:hAnsi="SimSun" w:eastAsia="SimSun" w:cs="SimSun"/>
         </w:rPr>
         <w:t>反应</w:t>
       </w:r>
       <w:r>
         <w:rPr>
           <w:rStyle w:val="VerbatimChar"/>
-          <w:rFonts w:ascii="Times New Roman" w:hAnsi="Times New Roman" w:eastAsia="Times New Roman" w:cs="Times New Roman"/>
+          <w:rFonts w:ascii="SimSun" w:hAnsi="SimSun" w:eastAsia="SimSun" w:cs="SimSun"/>
         </w:rPr>
         <w:t xml:space="preserve"> → </w:t>
       </w:r>
       <w:r>
         <w:rPr>
           <w:rStyle w:val="VerbatimChar"/>
-          <w:rFonts w:hint="eastAsia" w:ascii="Times New Roman" w:hAnsi="Times New Roman" w:eastAsia="FangSong" w:cs="Times New Roman"/>
+          <w:rFonts w:hint="eastAsia" w:ascii="SimSun" w:hAnsi="SimSun" w:eastAsia="SimSun" w:cs="SimSun"/>
         </w:rPr>
         <w:t xml:space="preserve">没有可还原的官能团</w:t>
       </w:r>
       <w:r>
         <w:rPr>
-          <w:rFonts w:ascii="Times New Roman" w:hAnsi="Times New Roman" w:eastAsia="Times New Roman" w:cs="Times New Roman"/>
+          <w:rFonts w:ascii="SimSun" w:hAnsi="SimSun" w:eastAsia="SimSun" w:cs="SimSun"/>
         </w:rPr>
         <w:br/>
       </w:r>
       <w:r>
         <w:rPr>
-          <w:rFonts w:ascii="Times New Roman" w:hAnsi="Times New Roman" w:eastAsia="Times New Roman" w:cs="Times New Roman"/>
+          <w:rFonts w:ascii="SimSun" w:hAnsi="SimSun" w:eastAsia="SimSun" w:cs="SimSun"/>
         </w:rPr>
         <w:br/>
       </w:r>
       <w:r>
         <w:rPr>
           <w:rStyle w:val="VerbatimChar"/>
-          <w:rFonts w:hint="eastAsia" w:ascii="Times New Roman" w:hAnsi="Times New Roman" w:eastAsia="FangSong" w:cs="Times New Roman"/>
+          <w:rFonts w:hint="eastAsia" w:ascii="SimSun" w:hAnsi="SimSun" w:eastAsia="SimSun" w:cs="SimSun"/>
         </w:rPr>
         <w:t>结论</w:t>
       </w:r>
       <w:r>
         <w:rPr>
           <w:rStyle w:val="VerbatimChar"/>
-          <w:rFonts w:hint="eastAsia" w:ascii="Times New Roman" w:hAnsi="Times New Roman" w:eastAsia="Times New Roman" w:cs="Times New Roman"/>
+          <w:rFonts w:hint="eastAsia" w:ascii="SimSun" w:hAnsi="SimSun" w:eastAsia="SimSun" w:cs="SimSun"/>
         </w:rPr>
         <w:t>：</w:t>
       </w:r>
       <w:r>
         <w:rPr>
-          <w:rFonts w:ascii="Times New Roman" w:hAnsi="Times New Roman" w:eastAsia="Times New Roman" w:cs="Times New Roman"/>
+          <w:rFonts w:ascii="SimSun" w:hAnsi="SimSun" w:eastAsia="SimSun" w:cs="SimSun"/>
         </w:rPr>
         <w:br/>
       </w:r>
       <w:r>
         <w:rPr>
           <w:rStyle w:val="VerbatimChar"/>
-          <w:rFonts w:ascii="Times New Roman" w:hAnsi="Times New Roman" w:eastAsia="Times New Roman" w:cs="Times New Roman"/>
+          <w:rFonts w:ascii="SimSun" w:hAnsi="SimSun" w:eastAsia="SimSun" w:cs="SimSun"/>
         </w:rPr>
         <w:t xml:space="preserve">- </w:t>
       </w:r>
       <w:r>
         <w:rPr>
           <w:rStyle w:val="VerbatimChar"/>
-          <w:rFonts w:hint="eastAsia" w:ascii="Times New Roman" w:hAnsi="Times New Roman" w:eastAsia="Times New Roman" w:cs="Times New Roman"/>
+          <w:rFonts w:hint="eastAsia" w:ascii="SimSun" w:hAnsi="SimSun" w:eastAsia="SimSun" w:cs="SimSun"/>
         </w:rPr>
         <w:t>D</w:t>
       </w:r>
       <w:r>
         <w:rPr>
           <w:rStyle w:val="VerbatimChar"/>
-          <w:rFonts w:hint="eastAsia" w:ascii="Times New Roman" w:hAnsi="Times New Roman" w:eastAsia="FangSong" w:cs="Times New Roman"/>
+          <w:rFonts w:hint="eastAsia" w:ascii="SimSun" w:hAnsi="SimSun" w:eastAsia="SimSun" w:cs="SimSun"/>
         </w:rPr>
         <w:t>是环烯烃</w:t>
       </w:r>
       <w:r>
         <w:rPr>
-          <w:rFonts w:ascii="Times New Roman" w:hAnsi="Times New Roman" w:eastAsia="Times New Roman" w:cs="Times New Roman"/>
+          <w:rFonts w:ascii="SimSun" w:hAnsi="SimSun" w:eastAsia="SimSun" w:cs="SimSun"/>
         </w:rPr>
         <w:br/>
       </w:r>
       <w:r>
         <w:rPr>
           <w:rStyle w:val="VerbatimChar"/>
-          <w:rFonts w:ascii="Times New Roman" w:hAnsi="Times New Roman" w:eastAsia="Times New Roman" w:cs="Times New Roman"/>
+          <w:rFonts w:ascii="SimSun" w:hAnsi="SimSun" w:eastAsia="SimSun" w:cs="SimSun"/>
         </w:rPr>
         <w:t xml:space="preserve">- </w:t>
       </w:r>
       <w:r>
         <w:rPr>
           <w:rStyle w:val="VerbatimChar"/>
-          <w:rFonts w:hint="eastAsia" w:ascii="Times New Roman" w:hAnsi="Times New Roman" w:eastAsia="FangSong" w:cs="Times New Roman"/>
+          <w:rFonts w:hint="eastAsia" w:ascii="SimSun" w:hAnsi="SimSun" w:eastAsia="SimSun" w:cs="SimSun"/>
         </w:rPr>
         <w:t>消除反应形成</w:t>
       </w:r>
       <w:r>
         <w:rPr>
           <w:rStyle w:val="VerbatimChar"/>
-          <w:rFonts w:hint="eastAsia" w:ascii="Times New Roman" w:hAnsi="Times New Roman" w:eastAsia="Times New Roman" w:cs="Times New Roman"/>
+          <w:rFonts w:hint="eastAsia" w:ascii="SimSun" w:hAnsi="SimSun" w:eastAsia="SimSun" w:cs="SimSun"/>
         </w:rPr>
         <w:t>C=C</w:t>
       </w:r>
       <w:r>
         <w:rPr>
           <w:rStyle w:val="VerbatimChar"/>
-          <w:rFonts w:hint="eastAsia" w:ascii="Times New Roman" w:hAnsi="Times New Roman" w:eastAsia="FangSong" w:cs="Times New Roman"/>
+          <w:rFonts w:hint="eastAsia" w:ascii="SimSun" w:hAnsi="SimSun" w:eastAsia="SimSun" w:cs="SimSun"/>
         </w:rPr>
         <w:t>双键</w:t>
       </w:r>
       <w:r>
         <w:rPr>
-          <w:rFonts w:ascii="Times New Roman" w:hAnsi="Times New Roman" w:eastAsia="Times New Roman" w:cs="Times New Roman"/>
+          <w:rFonts w:ascii="SimSun" w:hAnsi="SimSun" w:eastAsia="SimSun" w:cs="SimSun"/>
         </w:rPr>
         <w:br/>
       </w:r>
       <w:r>
         <w:rPr>
           <w:rStyle w:val="VerbatimChar"/>
-          <w:rFonts w:ascii="Times New Roman" w:hAnsi="Times New Roman" w:eastAsia="Times New Roman" w:cs="Times New Roman"/>
+          <w:rFonts w:ascii="SimSun" w:hAnsi="SimSun" w:eastAsia="SimSun" w:cs="SimSun"/>
         </w:rPr>
         <w:t xml:space="preserve">- </w:t>
       </w:r>
       <w:r>
         <w:rPr>
           <w:rStyle w:val="VerbatimChar"/>
-          <w:rFonts w:hint="eastAsia" w:ascii="Times New Roman" w:hAnsi="Times New Roman" w:eastAsia="FangSong" w:cs="Times New Roman"/>
+          <w:rFonts w:hint="eastAsia" w:ascii="SimSun" w:hAnsi="SimSun" w:eastAsia="SimSun" w:cs="SimSun"/>
         </w:rPr>
         <w:t xml:space="preserve">没有羰基等可还原基团</w:t>
       </w:r>
@@ -17722,278 +17790,278 @@
       <w:r>
         <w:rPr>
           <w:rStyle w:val="VerbatimChar"/>
-          <w:rFonts w:hint="eastAsia" w:ascii="Times New Roman" w:hAnsi="Times New Roman" w:eastAsia="FangSong" w:cs="Times New Roman"/>
+          <w:rFonts w:hint="eastAsia" w:ascii="SimSun" w:hAnsi="SimSun" w:eastAsia="SimSun" w:cs="SimSun"/>
         </w:rPr>
         <w:t>优势构象判断</w:t>
       </w:r>
       <w:r>
         <w:rPr>
           <w:rStyle w:val="VerbatimChar"/>
-          <w:rFonts w:hint="eastAsia" w:ascii="Times New Roman" w:hAnsi="Times New Roman" w:eastAsia="Times New Roman" w:cs="Times New Roman"/>
+          <w:rFonts w:hint="eastAsia" w:ascii="SimSun" w:hAnsi="SimSun" w:eastAsia="SimSun" w:cs="SimSun"/>
         </w:rPr>
         <w:t>：</w:t>
       </w:r>
       <w:r>
         <w:rPr>
-          <w:rFonts w:ascii="Times New Roman" w:hAnsi="Times New Roman" w:eastAsia="Times New Roman" w:cs="Times New Roman"/>
+          <w:rFonts w:ascii="SimSun" w:hAnsi="SimSun" w:eastAsia="SimSun" w:cs="SimSun"/>
         </w:rPr>
         <w:br/>
       </w:r>
       <w:r>
         <w:rPr>
           <w:rStyle w:val="VerbatimChar"/>
-          <w:rFonts w:ascii="Times New Roman" w:hAnsi="Times New Roman" w:eastAsia="Times New Roman" w:cs="Times New Roman"/>
+          <w:rFonts w:ascii="SimSun" w:hAnsi="SimSun" w:eastAsia="SimSun" w:cs="SimSun"/>
         </w:rPr>
         <w:t xml:space="preserve">- </w:t>
       </w:r>
       <w:r>
         <w:rPr>
           <w:rStyle w:val="VerbatimChar"/>
-          <w:rFonts w:hint="eastAsia" w:ascii="Times New Roman" w:hAnsi="Times New Roman" w:eastAsia="FangSong" w:cs="Times New Roman"/>
+          <w:rFonts w:hint="eastAsia" w:ascii="SimSun" w:hAnsi="SimSun" w:eastAsia="SimSun" w:cs="SimSun"/>
         </w:rPr>
         <w:t>考虑立体位阻</w:t>
       </w:r>
       <w:r>
         <w:rPr>
           <w:rStyle w:val="VerbatimChar"/>
-          <w:rFonts w:hint="eastAsia" w:ascii="Times New Roman" w:hAnsi="Times New Roman" w:eastAsia="Times New Roman" w:cs="Times New Roman"/>
+          <w:rFonts w:hint="eastAsia" w:ascii="SimSun" w:hAnsi="SimSun" w:eastAsia="SimSun" w:cs="SimSun"/>
         </w:rPr>
         <w:t>（</w:t>
       </w:r>
       <w:r>
         <w:rPr>
           <w:rStyle w:val="VerbatimChar"/>
-          <w:rFonts w:hint="eastAsia" w:ascii="Times New Roman" w:hAnsi="Times New Roman" w:eastAsia="FangSong" w:cs="Times New Roman"/>
+          <w:rFonts w:hint="eastAsia" w:ascii="SimSun" w:hAnsi="SimSun" w:eastAsia="SimSun" w:cs="SimSun"/>
         </w:rPr>
         <w:t>大基团处于对位交叉式</w:t>
       </w:r>
       <w:r>
         <w:rPr>
           <w:rStyle w:val="VerbatimChar"/>
-          <w:rFonts w:hint="eastAsia" w:ascii="Times New Roman" w:hAnsi="Times New Roman" w:eastAsia="Times New Roman" w:cs="Times New Roman"/>
+          <w:rFonts w:hint="eastAsia" w:ascii="SimSun" w:hAnsi="SimSun" w:eastAsia="SimSun" w:cs="SimSun"/>
         </w:rPr>
         <w:t>）</w:t>
       </w:r>
       <w:r>
         <w:rPr>
-          <w:rFonts w:ascii="Times New Roman" w:hAnsi="Times New Roman" w:eastAsia="Times New Roman" w:cs="Times New Roman"/>
+          <w:rFonts w:ascii="SimSun" w:hAnsi="SimSun" w:eastAsia="SimSun" w:cs="SimSun"/>
         </w:rPr>
         <w:br/>
       </w:r>
       <w:r>
         <w:rPr>
           <w:rStyle w:val="VerbatimChar"/>
-          <w:rFonts w:ascii="Times New Roman" w:hAnsi="Times New Roman" w:eastAsia="Times New Roman" w:cs="Times New Roman"/>
+          <w:rFonts w:ascii="SimSun" w:hAnsi="SimSun" w:eastAsia="SimSun" w:cs="SimSun"/>
         </w:rPr>
         <w:t xml:space="preserve">- </w:t>
       </w:r>
       <w:r>
         <w:rPr>
           <w:rStyle w:val="VerbatimChar"/>
-          <w:rFonts w:hint="eastAsia" w:ascii="Times New Roman" w:hAnsi="Times New Roman" w:eastAsia="FangSong" w:cs="Times New Roman"/>
+          <w:rFonts w:hint="eastAsia" w:ascii="SimSun" w:hAnsi="SimSun" w:eastAsia="SimSun" w:cs="SimSun"/>
         </w:rPr>
         <w:t>考虑电子效应</w:t>
       </w:r>
       <w:r>
         <w:rPr>
           <w:rStyle w:val="VerbatimChar"/>
-          <w:rFonts w:hint="eastAsia" w:ascii="Times New Roman" w:hAnsi="Times New Roman" w:eastAsia="Times New Roman" w:cs="Times New Roman"/>
+          <w:rFonts w:hint="eastAsia" w:ascii="SimSun" w:hAnsi="SimSun" w:eastAsia="SimSun" w:cs="SimSun"/>
         </w:rPr>
         <w:t>（</w:t>
       </w:r>
       <w:r>
         <w:rPr>
           <w:rStyle w:val="VerbatimChar"/>
-          <w:rFonts w:hint="eastAsia" w:ascii="Times New Roman" w:hAnsi="Times New Roman" w:eastAsia="FangSong" w:cs="Times New Roman"/>
+          <w:rFonts w:hint="eastAsia" w:ascii="SimSun" w:hAnsi="SimSun" w:eastAsia="SimSun" w:cs="SimSun"/>
         </w:rPr>
         <w:t>偶极</w:t>
       </w:r>
       <w:r>
         <w:rPr>
           <w:rStyle w:val="VerbatimChar"/>
-          <w:rFonts w:hint="eastAsia" w:ascii="Times New Roman" w:hAnsi="Times New Roman" w:eastAsia="Times New Roman" w:cs="Times New Roman"/>
+          <w:rFonts w:hint="eastAsia" w:ascii="SimSun" w:hAnsi="SimSun" w:eastAsia="SimSun" w:cs="SimSun"/>
         </w:rPr>
         <w:t>-</w:t>
       </w:r>
       <w:r>
         <w:rPr>
           <w:rStyle w:val="VerbatimChar"/>
-          <w:rFonts w:hint="eastAsia" w:ascii="Times New Roman" w:hAnsi="Times New Roman" w:eastAsia="FangSong" w:cs="Times New Roman"/>
+          <w:rFonts w:hint="eastAsia" w:ascii="SimSun" w:hAnsi="SimSun" w:eastAsia="SimSun" w:cs="SimSun"/>
         </w:rPr>
         <w:t>偶极相互作用</w:t>
       </w:r>
       <w:r>
         <w:rPr>
           <w:rStyle w:val="VerbatimChar"/>
-          <w:rFonts w:hint="eastAsia" w:ascii="Times New Roman" w:hAnsi="Times New Roman" w:eastAsia="Times New Roman" w:cs="Times New Roman"/>
+          <w:rFonts w:hint="eastAsia" w:ascii="SimSun" w:hAnsi="SimSun" w:eastAsia="SimSun" w:cs="SimSun"/>
         </w:rPr>
         <w:t>）</w:t>
       </w:r>
       <w:r>
         <w:rPr>
-          <w:rFonts w:ascii="Times New Roman" w:hAnsi="Times New Roman" w:eastAsia="Times New Roman" w:cs="Times New Roman"/>
+          <w:rFonts w:ascii="SimSun" w:hAnsi="SimSun" w:eastAsia="SimSun" w:cs="SimSun"/>
         </w:rPr>
         <w:br/>
       </w:r>
       <w:r>
         <w:rPr>
           <w:rStyle w:val="VerbatimChar"/>
-          <w:rFonts w:ascii="Times New Roman" w:hAnsi="Times New Roman" w:eastAsia="Times New Roman" w:cs="Times New Roman"/>
+          <w:rFonts w:ascii="SimSun" w:hAnsi="SimSun" w:eastAsia="SimSun" w:cs="SimSun"/>
         </w:rPr>
         <w:t xml:space="preserve">- </w:t>
       </w:r>
       <w:r>
         <w:rPr>
           <w:rStyle w:val="VerbatimChar"/>
-          <w:rFonts w:hint="eastAsia" w:ascii="Times New Roman" w:hAnsi="Times New Roman" w:eastAsia="FangSong" w:cs="Times New Roman"/>
+          <w:rFonts w:hint="eastAsia" w:ascii="SimSun" w:hAnsi="SimSun" w:eastAsia="SimSun" w:cs="SimSun"/>
         </w:rPr>
         <w:t xml:space="preserve">选择能量最低的构象</w:t>
       </w:r>
       <w:r>
         <w:rPr>
-          <w:rFonts w:ascii="Times New Roman" w:hAnsi="Times New Roman" w:eastAsia="Times New Roman" w:cs="Times New Roman"/>
+          <w:rFonts w:ascii="SimSun" w:hAnsi="SimSun" w:eastAsia="SimSun" w:cs="SimSun"/>
         </w:rPr>
         <w:br/>
       </w:r>
       <w:r>
         <w:rPr>
-          <w:rFonts w:ascii="Times New Roman" w:hAnsi="Times New Roman" w:eastAsia="Times New Roman" w:cs="Times New Roman"/>
+          <w:rFonts w:ascii="SimSun" w:hAnsi="SimSun" w:eastAsia="SimSun" w:cs="SimSun"/>
         </w:rPr>
         <w:br/>
       </w:r>
       <w:r>
         <w:rPr>
           <w:rStyle w:val="VerbatimChar"/>
-          <w:rFonts w:hint="eastAsia" w:ascii="Times New Roman" w:hAnsi="Times New Roman" w:eastAsia="Times New Roman" w:cs="Times New Roman"/>
+          <w:rFonts w:hint="eastAsia" w:ascii="SimSun" w:hAnsi="SimSun" w:eastAsia="SimSun" w:cs="SimSun"/>
         </w:rPr>
         <w:t>R/S</w:t>
       </w:r>
       <w:r>
         <w:rPr>
           <w:rStyle w:val="VerbatimChar"/>
-          <w:rFonts w:hint="eastAsia" w:ascii="Times New Roman" w:hAnsi="Times New Roman" w:eastAsia="FangSong" w:cs="Times New Roman"/>
+          <w:rFonts w:hint="eastAsia" w:ascii="SimSun" w:hAnsi="SimSun" w:eastAsia="SimSun" w:cs="SimSun"/>
         </w:rPr>
         <w:t>构型判断</w:t>
       </w:r>
       <w:r>
         <w:rPr>
           <w:rStyle w:val="VerbatimChar"/>
-          <w:rFonts w:hint="eastAsia" w:ascii="Times New Roman" w:hAnsi="Times New Roman" w:eastAsia="Times New Roman" w:cs="Times New Roman"/>
+          <w:rFonts w:hint="eastAsia" w:ascii="SimSun" w:hAnsi="SimSun" w:eastAsia="SimSun" w:cs="SimSun"/>
         </w:rPr>
         <w:t>：</w:t>
       </w:r>
       <w:r>
         <w:rPr>
-          <w:rFonts w:ascii="Times New Roman" w:hAnsi="Times New Roman" w:eastAsia="Times New Roman" w:cs="Times New Roman"/>
+          <w:rFonts w:ascii="SimSun" w:hAnsi="SimSun" w:eastAsia="SimSun" w:cs="SimSun"/>
         </w:rPr>
         <w:br/>
       </w:r>
       <w:r>
         <w:rPr>
           <w:rStyle w:val="VerbatimChar"/>
-          <w:rFonts w:ascii="Times New Roman" w:hAnsi="Times New Roman" w:eastAsia="Times New Roman" w:cs="Times New Roman"/>
+          <w:rFonts w:ascii="SimSun" w:hAnsi="SimSun" w:eastAsia="SimSun" w:cs="SimSun"/>
         </w:rPr>
         <w:t xml:space="preserve">1. </w:t>
       </w:r>
       <w:r>
         <w:rPr>
           <w:rStyle w:val="VerbatimChar"/>
-          <w:rFonts w:hint="eastAsia" w:ascii="Times New Roman" w:hAnsi="Times New Roman" w:eastAsia="FangSong" w:cs="Times New Roman"/>
+          <w:rFonts w:hint="eastAsia" w:ascii="SimSun" w:hAnsi="SimSun" w:eastAsia="SimSun" w:cs="SimSun"/>
         </w:rPr>
         <w:t xml:space="preserve">确定不对称碳原子</w:t>
       </w:r>
       <w:r>
         <w:rPr>
-          <w:rFonts w:ascii="Times New Roman" w:hAnsi="Times New Roman" w:eastAsia="Times New Roman" w:cs="Times New Roman"/>
+          <w:rFonts w:ascii="SimSun" w:hAnsi="SimSun" w:eastAsia="SimSun" w:cs="SimSun"/>
         </w:rPr>
         <w:br/>
       </w:r>
       <w:r>
         <w:rPr>
           <w:rStyle w:val="VerbatimChar"/>
-          <w:rFonts w:ascii="Times New Roman" w:hAnsi="Times New Roman" w:eastAsia="Times New Roman" w:cs="Times New Roman"/>
+          <w:rFonts w:ascii="SimSun" w:hAnsi="SimSun" w:eastAsia="SimSun" w:cs="SimSun"/>
         </w:rPr>
         <w:t xml:space="preserve">2. </w:t>
       </w:r>
       <w:r>
         <w:rPr>
           <w:rStyle w:val="VerbatimChar"/>
-          <w:rFonts w:hint="eastAsia" w:ascii="Times New Roman" w:hAnsi="Times New Roman" w:eastAsia="FangSong" w:cs="Times New Roman"/>
+          <w:rFonts w:hint="eastAsia" w:ascii="SimSun" w:hAnsi="SimSun" w:eastAsia="SimSun" w:cs="SimSun"/>
         </w:rPr>
         <w:t>按</w:t>
       </w:r>
       <w:r>
         <w:rPr>
           <w:rStyle w:val="VerbatimChar"/>
-          <w:rFonts w:hint="eastAsia" w:ascii="Times New Roman" w:hAnsi="Times New Roman" w:eastAsia="Times New Roman" w:cs="Times New Roman"/>
+          <w:rFonts w:hint="eastAsia" w:ascii="SimSun" w:hAnsi="SimSun" w:eastAsia="SimSun" w:cs="SimSun"/>
         </w:rPr>
         <w:t>CIP</w:t>
       </w:r>
       <w:r>
         <w:rPr>
           <w:rStyle w:val="VerbatimChar"/>
-          <w:rFonts w:hint="eastAsia" w:ascii="Times New Roman" w:hAnsi="Times New Roman" w:eastAsia="FangSong" w:cs="Times New Roman"/>
+          <w:rFonts w:hint="eastAsia" w:ascii="SimSun" w:hAnsi="SimSun" w:eastAsia="SimSun" w:cs="SimSun"/>
         </w:rPr>
         <w:t>规则排列四个基团的优先级</w:t>
       </w:r>
       <w:r>
         <w:rPr>
-          <w:rFonts w:ascii="Times New Roman" w:hAnsi="Times New Roman" w:eastAsia="Times New Roman" w:cs="Times New Roman"/>
+          <w:rFonts w:ascii="SimSun" w:hAnsi="SimSun" w:eastAsia="SimSun" w:cs="SimSun"/>
         </w:rPr>
         <w:br/>
       </w:r>
       <w:r>
         <w:rPr>
           <w:rStyle w:val="VerbatimChar"/>
-          <w:rFonts w:ascii="Times New Roman" w:hAnsi="Times New Roman" w:eastAsia="Times New Roman" w:cs="Times New Roman"/>
+          <w:rFonts w:ascii="SimSun" w:hAnsi="SimSun" w:eastAsia="SimSun" w:cs="SimSun"/>
         </w:rPr>
         <w:t xml:space="preserve">3. </w:t>
       </w:r>
       <w:r>
         <w:rPr>
           <w:rStyle w:val="VerbatimChar"/>
-          <w:rFonts w:hint="eastAsia" w:ascii="Times New Roman" w:hAnsi="Times New Roman" w:eastAsia="FangSong" w:cs="Times New Roman"/>
+          <w:rFonts w:hint="eastAsia" w:ascii="SimSun" w:hAnsi="SimSun" w:eastAsia="SimSun" w:cs="SimSun"/>
         </w:rPr>
         <w:t xml:space="preserve">观察从最低优先级到最高优先级的排列方向</w:t>
       </w:r>
       <w:r>
         <w:rPr>
-          <w:rFonts w:ascii="Times New Roman" w:hAnsi="Times New Roman" w:eastAsia="Times New Roman" w:cs="Times New Roman"/>
+          <w:rFonts w:ascii="SimSun" w:hAnsi="SimSun" w:eastAsia="SimSun" w:cs="SimSun"/>
         </w:rPr>
         <w:br/>
       </w:r>
       <w:r>
         <w:rPr>
           <w:rStyle w:val="VerbatimChar"/>
-          <w:rFonts w:ascii="Times New Roman" w:hAnsi="Times New Roman" w:eastAsia="Times New Roman" w:cs="Times New Roman"/>
+          <w:rFonts w:ascii="SimSun" w:hAnsi="SimSun" w:eastAsia="SimSun" w:cs="SimSun"/>
         </w:rPr>
         <w:t xml:space="preserve">4. </w:t>
       </w:r>
       <w:r>
         <w:rPr>
           <w:rStyle w:val="VerbatimChar"/>
-          <w:rFonts w:hint="eastAsia" w:ascii="Times New Roman" w:hAnsi="Times New Roman" w:eastAsia="FangSong" w:cs="Times New Roman"/>
+          <w:rFonts w:hint="eastAsia" w:ascii="SimSun" w:hAnsi="SimSun" w:eastAsia="SimSun" w:cs="SimSun"/>
         </w:rPr>
         <w:t>顺时针为</w:t>
       </w:r>
       <w:r>
         <w:rPr>
           <w:rStyle w:val="VerbatimChar"/>
-          <w:rFonts w:hint="eastAsia" w:ascii="Times New Roman" w:hAnsi="Times New Roman" w:eastAsia="Times New Roman" w:cs="Times New Roman"/>
+          <w:rFonts w:hint="eastAsia" w:ascii="SimSun" w:hAnsi="SimSun" w:eastAsia="SimSun" w:cs="SimSun"/>
         </w:rPr>
         <w:t>R，</w:t>
       </w:r>
       <w:r>
         <w:rPr>
           <w:rStyle w:val="VerbatimChar"/>
-          <w:rFonts w:hint="eastAsia" w:ascii="Times New Roman" w:hAnsi="Times New Roman" w:eastAsia="FangSong" w:cs="Times New Roman"/>
+          <w:rFonts w:hint="eastAsia" w:ascii="SimSun" w:hAnsi="SimSun" w:eastAsia="SimSun" w:cs="SimSun"/>
         </w:rPr>
         <w:t>逆时针为</w:t>
       </w:r>
       <w:r>
         <w:rPr>
           <w:rStyle w:val="VerbatimChar"/>
-          <w:rFonts w:hint="eastAsia" w:ascii="Times New Roman" w:hAnsi="Times New Roman" w:eastAsia="Times New Roman" w:cs="Times New Roman"/>
+          <w:rFonts w:hint="eastAsia" w:ascii="SimSun" w:hAnsi="SimSun" w:eastAsia="SimSun" w:cs="SimSun"/>
         </w:rPr>
         <w:t>S</w:t>
       </w:r>
@@ -26661,7 +26729,7 @@
     <ns0:name ns0:val="Verbatim Char"/>
     <ns0:basedOn ns0:val="BodyTextChar"/>
     <ns0:rPr>
-      <ns0:rFonts ns0:ascii="Times New Roman" ns0:cs="Times New Roman" ns0:eastAsia="FangSong" ns0:hAnsi="Times New Roman"/>
+      <ns0:rFonts ns0:ascii="SimSun" ns0:cs="SimSun" ns0:eastAsia="SimSun" ns0:hAnsi="SimSun"/>
       <ns0:b ns0:val="0"/>
       <ns0:sz ns0:val="20"/>
     </ns0:rPr>
@@ -26715,7 +26783,7 @@
       <w:wordWrap w:val="off"/>
     </w:pPr>
     <ns0:rPr>
-      <w:rFonts ns0:ascii="Times New Roman" ns0:hAnsi="Times New Roman" ns0:eastAsia="FangSong" ns0:cs="Times New Roman"/>
+      <w:rFonts ns0:ascii="SimSun" ns0:hAnsi="SimSun" ns0:eastAsia="SimSun" ns0:cs="SimSun"/>
     </ns0:rPr>
   </w:style>
   <w:style w:type="character" w:customStyle="1" w:styleId="KeywordTok">

--- a/00-首页/题组Word/综合模拟卷/综合模拟卷VII-教师版.docx
+++ b/00-首页/题组Word/综合模拟卷/综合模拟卷VII-教师版.docx
@@ -6570,7 +6570,7 @@
         </w:rPr>
         <w:drawing>
           <wp:inline>
-            <wp:extent cx="3240000" cy="3240000"/>
+            <wp:extent cx="3206132" cy="3240000"/>
             <wp:effectExtent b="0" l="0" r="0" t="0"/>
             <wp:docPr descr="" title="" id="28" name="Picture"/>
             <a:graphic>
@@ -6591,7 +6591,7 @@
                   <pic:spPr bwMode="auto">
                     <a:xfrm>
                       <a:off x="0" y="0"/>
-                      <a:ext cx="3240000" cy="3240000"/>
+                      <a:ext cx="3206132" cy="3240000"/>
                     </a:xfrm>
                     <a:prstGeom prst="rect">
                       <a:avLst/>
@@ -7246,7 +7246,7 @@
         </w:rPr>
         <w:drawing>
           <wp:inline>
-            <wp:extent cx="3600000" cy="1172771"/>
+            <wp:extent cx="3594164" cy="1172771"/>
             <wp:effectExtent b="0" l="0" r="0" t="0"/>
             <wp:docPr descr="" title="" id="34" name="Picture"/>
             <a:graphic>
@@ -7267,7 +7267,7 @@
                   <pic:spPr bwMode="auto">
                     <a:xfrm>
                       <a:off x="0" y="0"/>
-                      <a:ext cx="3600000" cy="1172771"/>
+                      <a:ext cx="3594164" cy="1172771"/>
                     </a:xfrm>
                     <a:prstGeom prst="rect">
                       <a:avLst/>
@@ -15031,7 +15031,7 @@
         </w:rPr>
         <w:drawing>
           <wp:inline>
-            <wp:extent cx="3505200" cy="1981200"/>
+            <wp:extent cx="3505200" cy="1953082"/>
             <wp:effectExtent b="0" l="0" r="0" t="0"/>
             <wp:docPr descr="" title="" id="75" name="Picture"/>
             <a:graphic>
@@ -15052,7 +15052,7 @@
                   <pic:spPr bwMode="auto">
                     <a:xfrm>
                       <a:off x="0" y="0"/>
-                      <a:ext cx="3505200" cy="1981200"/>
+                      <a:ext cx="3505200" cy="1953082"/>
                     </a:xfrm>
                     <a:prstGeom prst="rect">
                       <a:avLst/>
@@ -15083,7 +15083,7 @@
         </w:rPr>
         <w:drawing>
           <wp:inline>
-            <wp:extent cx="3568700" cy="1981200"/>
+            <wp:extent cx="3530600" cy="1981200"/>
             <wp:effectExtent b="0" l="0" r="0" t="0"/>
             <wp:docPr descr="" title="" id="78" name="Picture"/>
             <a:graphic>
@@ -15104,7 +15104,7 @@
                   <pic:spPr bwMode="auto">
                     <a:xfrm>
                       <a:off x="0" y="0"/>
-                      <a:ext cx="3568700" cy="1981200"/>
+                      <a:ext cx="3530600" cy="1981200"/>
                     </a:xfrm>
                     <a:prstGeom prst="rect">
                       <a:avLst/>
@@ -15135,7 +15135,7 @@
         </w:rPr>
         <w:drawing>
           <wp:inline>
-            <wp:extent cx="3600000" cy="1824657"/>
+            <wp:extent cx="3600000" cy="1750685"/>
             <wp:effectExtent b="0" l="0" r="0" t="0"/>
             <wp:docPr descr="" title="" id="81" name="Picture"/>
             <a:graphic>
@@ -15156,7 +15156,7 @@
                   <pic:spPr bwMode="auto">
                     <a:xfrm>
                       <a:off x="0" y="0"/>
-                      <a:ext cx="3600000" cy="1824657"/>
+                      <a:ext cx="3600000" cy="1750685"/>
                     </a:xfrm>
                     <a:prstGeom prst="rect">
                       <a:avLst/>
@@ -15187,7 +15187,7 @@
         </w:rPr>
         <w:drawing>
           <wp:inline>
-            <wp:extent cx="3600000" cy="1912806"/>
+            <wp:extent cx="3553792" cy="1912806"/>
             <wp:effectExtent b="0" l="0" r="0" t="0"/>
             <wp:docPr descr="" title="" id="84" name="Picture"/>
             <a:graphic>
@@ -15208,7 +15208,7 @@
                   <pic:spPr bwMode="auto">
                     <a:xfrm>
                       <a:off x="0" y="0"/>
-                      <a:ext cx="3600000" cy="1912806"/>
+                      <a:ext cx="3553792" cy="1912806"/>
                     </a:xfrm>
                     <a:prstGeom prst="rect">
                       <a:avLst/>
@@ -15239,7 +15239,7 @@
         </w:rPr>
         <w:drawing>
           <wp:inline>
-            <wp:extent cx="3600000" cy="2262857"/>
+            <wp:extent cx="3559285" cy="2262857"/>
             <wp:effectExtent b="0" l="0" r="0" t="0"/>
             <wp:docPr descr="" title="" id="87" name="Picture"/>
             <a:graphic>
@@ -15260,7 +15260,7 @@
                   <pic:spPr bwMode="auto">
                     <a:xfrm>
                       <a:off x="0" y="0"/>
-                      <a:ext cx="3600000" cy="2262857"/>
+                      <a:ext cx="3559285" cy="2262857"/>
                     </a:xfrm>
                     <a:prstGeom prst="rect">
                       <a:avLst/>
@@ -15291,7 +15291,7 @@
         </w:rPr>
         <w:drawing>
           <wp:inline>
-            <wp:extent cx="2514600" cy="2273300"/>
+            <wp:extent cx="2466186" cy="2273300"/>
             <wp:effectExtent b="0" l="0" r="0" t="0"/>
             <wp:docPr descr="" title="" id="90" name="Picture"/>
             <a:graphic>
@@ -15312,7 +15312,7 @@
                   <pic:spPr bwMode="auto">
                     <a:xfrm>
                       <a:off x="0" y="0"/>
-                      <a:ext cx="2514600" cy="2273300"/>
+                      <a:ext cx="2466186" cy="2273300"/>
                     </a:xfrm>
                     <a:prstGeom prst="rect">
                       <a:avLst/>
@@ -15343,7 +15343,7 @@
         </w:rPr>
         <w:drawing>
           <wp:inline>
-            <wp:extent cx="3600000" cy="2331428"/>
+            <wp:extent cx="3508917" cy="2331428"/>
             <wp:effectExtent b="0" l="0" r="0" t="0"/>
             <wp:docPr descr="" title="" id="93" name="Picture"/>
             <a:graphic>
@@ -15364,7 +15364,7 @@
                   <pic:spPr bwMode="auto">
                     <a:xfrm>
                       <a:off x="0" y="0"/>
-                      <a:ext cx="3600000" cy="2331428"/>
+                      <a:ext cx="3508917" cy="2331428"/>
                     </a:xfrm>
                     <a:prstGeom prst="rect">
                       <a:avLst/>
@@ -15395,7 +15395,7 @@
         </w:rPr>
         <w:drawing>
           <wp:inline>
-            <wp:extent cx="3600000" cy="2184520"/>
+            <wp:extent cx="3513725" cy="2184520"/>
             <wp:effectExtent b="0" l="0" r="0" t="0"/>
             <wp:docPr descr="" title="" id="96" name="Picture"/>
             <a:graphic>
@@ -15416,7 +15416,7 @@
                   <pic:spPr bwMode="auto">
                     <a:xfrm>
                       <a:off x="0" y="0"/>
-                      <a:ext cx="3600000" cy="2184520"/>
+                      <a:ext cx="3513725" cy="2184520"/>
                     </a:xfrm>
                     <a:prstGeom prst="rect">
                       <a:avLst/>
@@ -15447,7 +15447,7 @@
         </w:rPr>
         <w:drawing>
           <wp:inline>
-            <wp:extent cx="3600000" cy="1040624"/>
+            <wp:extent cx="3600000" cy="1012500"/>
             <wp:effectExtent b="0" l="0" r="0" t="0"/>
             <wp:docPr descr="" title="" id="99" name="Picture"/>
             <a:graphic>
@@ -15468,7 +15468,7 @@
                   <pic:spPr bwMode="auto">
                     <a:xfrm>
                       <a:off x="0" y="0"/>
-                      <a:ext cx="3600000" cy="1040624"/>
+                      <a:ext cx="3600000" cy="1012500"/>
                     </a:xfrm>
                     <a:prstGeom prst="rect">
                       <a:avLst/>
@@ -15499,7 +15499,7 @@
         </w:rPr>
         <w:drawing>
           <wp:inline>
-            <wp:extent cx="3600000" cy="1472726"/>
+            <wp:extent cx="3594542" cy="1472726"/>
             <wp:effectExtent b="0" l="0" r="0" t="0"/>
             <wp:docPr descr="" title="" id="102" name="Picture"/>
             <a:graphic>
@@ -15520,7 +15520,7 @@
                   <pic:spPr bwMode="auto">
                     <a:xfrm>
                       <a:off x="0" y="0"/>
-                      <a:ext cx="3600000" cy="1472726"/>
+                      <a:ext cx="3594542" cy="1472726"/>
                     </a:xfrm>
                     <a:prstGeom prst="rect">
                       <a:avLst/>
@@ -21592,7 +21592,7 @@
         </w:rPr>
         <w:drawing>
           <wp:inline>
-            <wp:extent cx="1460500" cy="1143000"/>
+            <wp:extent cx="1460500" cy="1059832"/>
             <wp:effectExtent b="0" l="0" r="0" t="0"/>
             <wp:docPr descr="" title="" id="134" name="Picture"/>
             <a:graphic>
@@ -21613,7 +21613,7 @@
                   <pic:spPr bwMode="auto">
                     <a:xfrm>
                       <a:off x="0" y="0"/>
-                      <a:ext cx="1460500" cy="1143000"/>
+                      <a:ext cx="1460500" cy="1059832"/>
                     </a:xfrm>
                     <a:prstGeom prst="rect">
                       <a:avLst/>
@@ -24267,7 +24267,7 @@
         </w:rPr>
         <w:drawing>
           <wp:inline>
-            <wp:extent cx="1800000" cy="1205504"/>
+            <wp:extent cx="1782788" cy="1205504"/>
             <wp:effectExtent b="0" l="0" r="0" t="0"/>
             <wp:docPr descr="" title="" id="140" name="Picture"/>
             <a:graphic>
@@ -24288,7 +24288,7 @@
                   <pic:spPr bwMode="auto">
                     <a:xfrm>
                       <a:off x="0" y="0"/>
-                      <a:ext cx="1800000" cy="1205504"/>
+                      <a:ext cx="1782788" cy="1205504"/>
                     </a:xfrm>
                     <a:prstGeom prst="rect">
                       <a:avLst/>

--- a/00-首页/题组Word/综合模拟卷/综合模拟卷VII-教师版.docx
+++ b/00-首页/题组Word/综合模拟卷/综合模拟卷VII-教师版.docx
@@ -531,6 +531,14 @@
       <w:tblPr>
         <w:tblStyle w:val="Table"/>
         <w:tblW w:type="auto" w:w="0"/>
+        <w:tblBorders>
+          <w:top w:val="single" w:sz="12" w:space="0" w:color="000000"/>
+          <w:left w:val="none" w:sz="0" w:space="0" w:color="auto"/>
+          <w:bottom w:val="single" w:sz="12" w:space="0" w:color="000000"/>
+          <w:right w:val="none" w:sz="0" w:space="0" w:color="auto"/>
+          <w:insideH w:val="none" w:sz="0" w:space="0" w:color="auto"/>
+          <w:insideV w:val="none" w:sz="0" w:space="0" w:color="auto"/>
+        </w:tblBorders>
         <w:tblLook w:firstRow="1" w:lastRow="0" w:firstColumn="0" w:lastColumn="0" w:noHBand="0" w:noVBand="0" w:val="0020"/>
       </w:tblPr>
       <w:tblGrid>
@@ -542,7 +550,11 @@
           <w:tblHeader w:val="on"/>
         </w:trPr>
         <w:tc>
-          <w:tcPr/>
+          <w:tcPr>
+            <w:tcBorders>
+              <w:bottom w:val="single" w:sz="8" w:space="0" w:color="000000"/>
+            </w:tcBorders>
+          </w:tcPr>
           <w:p>
             <w:pPr>
               <w:pStyle w:val="Compact"/>
@@ -558,7 +570,11 @@
           </w:p>
         </w:tc>
         <w:tc>
-          <w:tcPr/>
+          <w:tcPr>
+            <w:tcBorders>
+              <w:bottom w:val="single" w:sz="8" w:space="0" w:color="000000"/>
+            </w:tcBorders>
+          </w:tcPr>
           <w:p>
             <w:pPr>
               <w:pStyle w:val="Compact"/>
@@ -1675,6 +1691,14 @@
       <w:tblPr>
         <w:tblStyle w:val="Table"/>
         <w:tblW w:type="auto" w:w="0"/>
+        <w:tblBorders>
+          <w:top w:val="single" w:sz="12" w:space="0" w:color="000000"/>
+          <w:left w:val="none" w:sz="0" w:space="0" w:color="auto"/>
+          <w:bottom w:val="single" w:sz="12" w:space="0" w:color="000000"/>
+          <w:right w:val="none" w:sz="0" w:space="0" w:color="auto"/>
+          <w:insideH w:val="none" w:sz="0" w:space="0" w:color="auto"/>
+          <w:insideV w:val="none" w:sz="0" w:space="0" w:color="auto"/>
+        </w:tblBorders>
         <w:tblLook w:firstRow="1" w:lastRow="0" w:firstColumn="0" w:lastColumn="0" w:noHBand="0" w:noVBand="0" w:val="0020"/>
       </w:tblPr>
       <w:tblGrid>
@@ -1687,7 +1711,11 @@
           <w:tblHeader w:val="on"/>
         </w:trPr>
         <w:tc>
-          <w:tcPr/>
+          <w:tcPr>
+            <w:tcBorders>
+              <w:bottom w:val="single" w:sz="8" w:space="0" w:color="000000"/>
+            </w:tcBorders>
+          </w:tcPr>
           <w:p>
             <w:pPr>
               <w:pStyle w:val="Compact"/>
@@ -1710,7 +1738,11 @@
           </w:p>
         </w:tc>
         <w:tc>
-          <w:tcPr/>
+          <w:tcPr>
+            <w:tcBorders>
+              <w:bottom w:val="single" w:sz="8" w:space="0" w:color="000000"/>
+            </w:tcBorders>
+          </w:tcPr>
           <w:p>
             <w:pPr>
               <w:pStyle w:val="Compact"/>
@@ -1726,7 +1758,11 @@
           </w:p>
         </w:tc>
         <w:tc>
-          <w:tcPr/>
+          <w:tcPr>
+            <w:tcBorders>
+              <w:bottom w:val="single" w:sz="8" w:space="0" w:color="000000"/>
+            </w:tcBorders>
+          </w:tcPr>
           <w:p>
             <w:pPr>
               <w:pStyle w:val="Compact"/>
@@ -3139,6 +3175,14 @@
         <w:tblStyle w:val="Table"/>
         <w:tblW w:type="pct" w:w="5000"/>
         <w:tblLayout w:type="fixed"/>
+        <w:tblBorders>
+          <w:top w:val="single" w:sz="12" w:space="0" w:color="000000"/>
+          <w:left w:val="none" w:sz="0" w:space="0" w:color="auto"/>
+          <w:bottom w:val="single" w:sz="12" w:space="0" w:color="000000"/>
+          <w:right w:val="none" w:sz="0" w:space="0" w:color="auto"/>
+          <w:insideH w:val="none" w:sz="0" w:space="0" w:color="auto"/>
+          <w:insideV w:val="none" w:sz="0" w:space="0" w:color="auto"/>
+        </w:tblBorders>
         <w:tblLook w:firstRow="1" w:lastRow="0" w:firstColumn="0" w:lastColumn="0" w:noHBand="0" w:noVBand="0" w:val="0020"/>
       </w:tblPr>
       <w:tblGrid>
@@ -3150,7 +3194,11 @@
           <w:tblHeader w:val="on"/>
         </w:trPr>
         <w:tc>
-          <w:tcPr/>
+          <w:tcPr>
+            <w:tcBorders>
+              <w:bottom w:val="single" w:sz="8" w:space="0" w:color="000000"/>
+            </w:tcBorders>
+          </w:tcPr>
           <w:p>
             <w:pPr>
               <w:pStyle w:val="Compact"/>
@@ -3166,7 +3214,11 @@
           </w:p>
         </w:tc>
         <w:tc>
-          <w:tcPr/>
+          <w:tcPr>
+            <w:tcBorders>
+              <w:bottom w:val="single" w:sz="8" w:space="0" w:color="000000"/>
+            </w:tcBorders>
+          </w:tcPr>
           <w:p>
             <w:pPr>
               <w:pStyle w:val="Compact"/>
@@ -4217,6 +4269,14 @@
         <w:tblStyle w:val="Table"/>
         <w:tblW w:type="pct" w:w="5000"/>
         <w:tblLayout w:type="fixed"/>
+        <w:tblBorders>
+          <w:top w:val="single" w:sz="12" w:space="0" w:color="000000"/>
+          <w:left w:val="none" w:sz="0" w:space="0" w:color="auto"/>
+          <w:bottom w:val="single" w:sz="12" w:space="0" w:color="000000"/>
+          <w:right w:val="none" w:sz="0" w:space="0" w:color="auto"/>
+          <w:insideH w:val="none" w:sz="0" w:space="0" w:color="auto"/>
+          <w:insideV w:val="none" w:sz="0" w:space="0" w:color="auto"/>
+        </w:tblBorders>
         <w:tblLook w:firstRow="1" w:lastRow="0" w:firstColumn="0" w:lastColumn="0" w:noHBand="0" w:noVBand="0" w:val="0020"/>
       </w:tblPr>
       <w:tblGrid>
@@ -4228,7 +4288,11 @@
           <w:tblHeader w:val="on"/>
         </w:trPr>
         <w:tc>
-          <w:tcPr/>
+          <w:tcPr>
+            <w:tcBorders>
+              <w:bottom w:val="single" w:sz="8" w:space="0" w:color="000000"/>
+            </w:tcBorders>
+          </w:tcPr>
           <w:p>
             <w:pPr>
               <w:pStyle w:val="Compact"/>
@@ -4244,7 +4308,11 @@
           </w:p>
         </w:tc>
         <w:tc>
-          <w:tcPr/>
+          <w:tcPr>
+            <w:tcBorders>
+              <w:bottom w:val="single" w:sz="8" w:space="0" w:color="000000"/>
+            </w:tcBorders>
+          </w:tcPr>
           <w:p>
             <w:pPr>
               <w:pStyle w:val="Compact"/>
@@ -4832,6 +4900,7 @@
     <w:p>
       <w:pPr>
         <w:pStyle w:val="BodyText"/>
+        <w:spacing w:before="0" w:after="0"/>
       </w:pPr>
       <w:r>
         <w:rPr>
@@ -4993,6 +5062,14 @@
       <w:tblPr>
         <w:tblStyle w:val="Table"/>
         <w:tblW w:type="auto" w:w="0"/>
+        <w:tblBorders>
+          <w:top w:val="single" w:sz="12" w:space="0" w:color="000000"/>
+          <w:left w:val="none" w:sz="0" w:space="0" w:color="auto"/>
+          <w:bottom w:val="single" w:sz="12" w:space="0" w:color="000000"/>
+          <w:right w:val="none" w:sz="0" w:space="0" w:color="auto"/>
+          <w:insideH w:val="none" w:sz="0" w:space="0" w:color="auto"/>
+          <w:insideV w:val="none" w:sz="0" w:space="0" w:color="auto"/>
+        </w:tblBorders>
         <w:tblLook w:firstRow="1" w:lastRow="0" w:firstColumn="0" w:lastColumn="0" w:noHBand="0" w:noVBand="0" w:val="0020"/>
       </w:tblPr>
       <w:tblGrid>
@@ -5004,7 +5081,11 @@
           <w:tblHeader w:val="on"/>
         </w:trPr>
         <w:tc>
-          <w:tcPr/>
+          <w:tcPr>
+            <w:tcBorders>
+              <w:bottom w:val="single" w:sz="8" w:space="0" w:color="000000"/>
+            </w:tcBorders>
+          </w:tcPr>
           <w:p>
             <w:pPr>
               <w:pStyle w:val="Compact"/>
@@ -5020,7 +5101,11 @@
           </w:p>
         </w:tc>
         <w:tc>
-          <w:tcPr/>
+          <w:tcPr>
+            <w:tcBorders>
+              <w:bottom w:val="single" w:sz="8" w:space="0" w:color="000000"/>
+            </w:tcBorders>
+          </w:tcPr>
           <w:p>
             <w:pPr>
               <w:pStyle w:val="Compact"/>
@@ -5500,6 +5585,14 @@
       <w:tblPr>
         <w:tblStyle w:val="Table"/>
         <w:tblW w:type="auto" w:w="0"/>
+        <w:tblBorders>
+          <w:top w:val="single" w:sz="12" w:space="0" w:color="000000"/>
+          <w:left w:val="none" w:sz="0" w:space="0" w:color="auto"/>
+          <w:bottom w:val="single" w:sz="12" w:space="0" w:color="000000"/>
+          <w:right w:val="none" w:sz="0" w:space="0" w:color="auto"/>
+          <w:insideH w:val="none" w:sz="0" w:space="0" w:color="auto"/>
+          <w:insideV w:val="none" w:sz="0" w:space="0" w:color="auto"/>
+        </w:tblBorders>
         <w:tblLook w:firstRow="1" w:lastRow="0" w:firstColumn="0" w:lastColumn="0" w:noHBand="0" w:noVBand="0" w:val="0020"/>
       </w:tblPr>
       <w:tblGrid>
@@ -5517,7 +5610,11 @@
           <w:tblHeader w:val="on"/>
         </w:trPr>
         <w:tc>
-          <w:tcPr/>
+          <w:tcPr>
+            <w:tcBorders>
+              <w:bottom w:val="single" w:sz="8" w:space="0" w:color="000000"/>
+            </w:tcBorders>
+          </w:tcPr>
           <w:p>
             <w:pPr>
               <w:pStyle w:val="Compact"/>
@@ -5540,7 +5637,11 @@
           </w:p>
         </w:tc>
         <w:tc>
-          <w:tcPr/>
+          <w:tcPr>
+            <w:tcBorders>
+              <w:bottom w:val="single" w:sz="8" w:space="0" w:color="000000"/>
+            </w:tcBorders>
+          </w:tcPr>
           <w:p>
             <w:pPr>
               <w:pStyle w:val="Compact"/>
@@ -5556,7 +5657,11 @@
           </w:p>
         </w:tc>
         <w:tc>
-          <w:tcPr/>
+          <w:tcPr>
+            <w:tcBorders>
+              <w:bottom w:val="single" w:sz="8" w:space="0" w:color="000000"/>
+            </w:tcBorders>
+          </w:tcPr>
           <w:p>
             <w:pPr>
               <w:pStyle w:val="Compact"/>
@@ -5572,7 +5677,11 @@
           </w:p>
         </w:tc>
         <w:tc>
-          <w:tcPr/>
+          <w:tcPr>
+            <w:tcBorders>
+              <w:bottom w:val="single" w:sz="8" w:space="0" w:color="000000"/>
+            </w:tcBorders>
+          </w:tcPr>
           <w:p>
             <w:pPr>
               <w:pStyle w:val="Compact"/>
@@ -5588,7 +5697,11 @@
           </w:p>
         </w:tc>
         <w:tc>
-          <w:tcPr/>
+          <w:tcPr>
+            <w:tcBorders>
+              <w:bottom w:val="single" w:sz="8" w:space="0" w:color="000000"/>
+            </w:tcBorders>
+          </w:tcPr>
           <w:p>
             <w:pPr>
               <w:pStyle w:val="Compact"/>
@@ -5611,7 +5724,11 @@
           </w:p>
         </w:tc>
         <w:tc>
-          <w:tcPr/>
+          <w:tcPr>
+            <w:tcBorders>
+              <w:bottom w:val="single" w:sz="8" w:space="0" w:color="000000"/>
+            </w:tcBorders>
+          </w:tcPr>
           <w:p>
             <w:pPr>
               <w:pStyle w:val="Compact"/>
@@ -5627,7 +5744,11 @@
           </w:p>
         </w:tc>
         <w:tc>
-          <w:tcPr/>
+          <w:tcPr>
+            <w:tcBorders>
+              <w:bottom w:val="single" w:sz="8" w:space="0" w:color="000000"/>
+            </w:tcBorders>
+          </w:tcPr>
           <w:p>
             <w:pPr>
               <w:pStyle w:val="Compact"/>
@@ -5643,7 +5764,11 @@
           </w:p>
         </w:tc>
         <w:tc>
-          <w:tcPr/>
+          <w:tcPr>
+            <w:tcBorders>
+              <w:bottom w:val="single" w:sz="8" w:space="0" w:color="000000"/>
+            </w:tcBorders>
+          </w:tcPr>
           <w:p>
             <w:pPr>
               <w:pStyle w:val="Compact"/>
@@ -7663,6 +7788,14 @@
         <w:tblStyle w:val="Table"/>
         <w:tblW w:type="pct" w:w="5000"/>
         <w:tblLayout w:type="fixed"/>
+        <w:tblBorders>
+          <w:top w:val="single" w:sz="12" w:space="0" w:color="000000"/>
+          <w:left w:val="none" w:sz="0" w:space="0" w:color="auto"/>
+          <w:bottom w:val="single" w:sz="12" w:space="0" w:color="000000"/>
+          <w:right w:val="none" w:sz="0" w:space="0" w:color="auto"/>
+          <w:insideH w:val="none" w:sz="0" w:space="0" w:color="auto"/>
+          <w:insideV w:val="none" w:sz="0" w:space="0" w:color="auto"/>
+        </w:tblBorders>
         <w:tblLook w:firstRow="1" w:lastRow="0" w:firstColumn="0" w:lastColumn="0" w:noHBand="0" w:noVBand="0" w:val="0020"/>
       </w:tblPr>
       <w:tblGrid>
@@ -7675,7 +7808,11 @@
           <w:tblHeader w:val="on"/>
         </w:trPr>
         <w:tc>
-          <w:tcPr/>
+          <w:tcPr>
+            <w:tcBorders>
+              <w:bottom w:val="single" w:sz="8" w:space="0" w:color="000000"/>
+            </w:tcBorders>
+          </w:tcPr>
           <w:p>
             <w:pPr>
               <w:pStyle w:val="Compact"/>
@@ -7691,7 +7828,11 @@
           </w:p>
         </w:tc>
         <w:tc>
-          <w:tcPr/>
+          <w:tcPr>
+            <w:tcBorders>
+              <w:bottom w:val="single" w:sz="8" w:space="0" w:color="000000"/>
+            </w:tcBorders>
+          </w:tcPr>
           <w:p>
             <w:pPr>
               <w:pStyle w:val="Compact"/>
@@ -7714,7 +7855,11 @@
           </w:p>
         </w:tc>
         <w:tc>
-          <w:tcPr/>
+          <w:tcPr>
+            <w:tcBorders>
+              <w:bottom w:val="single" w:sz="8" w:space="0" w:color="000000"/>
+            </w:tcBorders>
+          </w:tcPr>
           <w:p>
             <w:pPr>
               <w:pStyle w:val="Compact"/>
@@ -8004,6 +8149,14 @@
       <w:tblPr>
         <w:tblStyle w:val="Table"/>
         <w:tblW w:type="auto" w:w="0"/>
+        <w:tblBorders>
+          <w:top w:val="single" w:sz="12" w:space="0" w:color="000000"/>
+          <w:left w:val="none" w:sz="0" w:space="0" w:color="auto"/>
+          <w:bottom w:val="single" w:sz="12" w:space="0" w:color="000000"/>
+          <w:right w:val="none" w:sz="0" w:space="0" w:color="auto"/>
+          <w:insideH w:val="none" w:sz="0" w:space="0" w:color="auto"/>
+          <w:insideV w:val="none" w:sz="0" w:space="0" w:color="auto"/>
+        </w:tblBorders>
         <w:tblLook w:firstRow="1" w:lastRow="0" w:firstColumn="0" w:lastColumn="0" w:noHBand="0" w:noVBand="0" w:val="0020"/>
       </w:tblPr>
       <w:tblGrid>
@@ -8016,7 +8169,11 @@
           <w:tblHeader w:val="on"/>
         </w:trPr>
         <w:tc>
-          <w:tcPr/>
+          <w:tcPr>
+            <w:tcBorders>
+              <w:bottom w:val="single" w:sz="8" w:space="0" w:color="000000"/>
+            </w:tcBorders>
+          </w:tcPr>
           <w:p>
             <w:pPr>
               <w:pStyle w:val="Compact"/>
@@ -8039,7 +8196,11 @@
           </w:p>
         </w:tc>
         <w:tc>
-          <w:tcPr/>
+          <w:tcPr>
+            <w:tcBorders>
+              <w:bottom w:val="single" w:sz="8" w:space="0" w:color="000000"/>
+            </w:tcBorders>
+          </w:tcPr>
           <w:p>
             <w:pPr>
               <w:pStyle w:val="Compact"/>
@@ -8055,7 +8216,11 @@
           </w:p>
         </w:tc>
         <w:tc>
-          <w:tcPr/>
+          <w:tcPr>
+            <w:tcBorders>
+              <w:bottom w:val="single" w:sz="8" w:space="0" w:color="000000"/>
+            </w:tcBorders>
+          </w:tcPr>
           <w:p>
             <w:pPr>
               <w:pStyle w:val="Compact"/>
@@ -9733,6 +9898,14 @@
       <w:tblPr>
         <w:tblStyle w:val="Table"/>
         <w:tblW w:type="auto" w:w="0"/>
+        <w:tblBorders>
+          <w:top w:val="single" w:sz="12" w:space="0" w:color="000000"/>
+          <w:left w:val="none" w:sz="0" w:space="0" w:color="auto"/>
+          <w:bottom w:val="single" w:sz="12" w:space="0" w:color="000000"/>
+          <w:right w:val="none" w:sz="0" w:space="0" w:color="auto"/>
+          <w:insideH w:val="none" w:sz="0" w:space="0" w:color="auto"/>
+          <w:insideV w:val="none" w:sz="0" w:space="0" w:color="auto"/>
+        </w:tblBorders>
         <w:tblLook w:firstRow="1" w:lastRow="0" w:firstColumn="0" w:lastColumn="0" w:noHBand="0" w:noVBand="0" w:val="0020"/>
       </w:tblPr>
       <w:tblGrid>
@@ -9745,7 +9918,11 @@
           <w:tblHeader w:val="on"/>
         </w:trPr>
         <w:tc>
-          <w:tcPr/>
+          <w:tcPr>
+            <w:tcBorders>
+              <w:bottom w:val="single" w:sz="8" w:space="0" w:color="000000"/>
+            </w:tcBorders>
+          </w:tcPr>
           <w:p>
             <w:pPr>
               <w:pStyle w:val="Compact"/>
@@ -9768,7 +9945,11 @@
           </w:p>
         </w:tc>
         <w:tc>
-          <w:tcPr/>
+          <w:tcPr>
+            <w:tcBorders>
+              <w:bottom w:val="single" w:sz="8" w:space="0" w:color="000000"/>
+            </w:tcBorders>
+          </w:tcPr>
           <w:p>
             <w:pPr>
               <w:pStyle w:val="Compact"/>
@@ -9784,7 +9965,11 @@
           </w:p>
         </w:tc>
         <w:tc>
-          <w:tcPr/>
+          <w:tcPr>
+            <w:tcBorders>
+              <w:bottom w:val="single" w:sz="8" w:space="0" w:color="000000"/>
+            </w:tcBorders>
+          </w:tcPr>
           <w:p>
             <w:pPr>
               <w:pStyle w:val="Compact"/>
@@ -10691,6 +10876,14 @@
       <w:tblPr>
         <w:tblStyle w:val="Table"/>
         <w:tblW w:type="auto" w:w="0"/>
+        <w:tblBorders>
+          <w:top w:val="single" w:sz="12" w:space="0" w:color="000000"/>
+          <w:left w:val="none" w:sz="0" w:space="0" w:color="auto"/>
+          <w:bottom w:val="single" w:sz="12" w:space="0" w:color="000000"/>
+          <w:right w:val="none" w:sz="0" w:space="0" w:color="auto"/>
+          <w:insideH w:val="none" w:sz="0" w:space="0" w:color="auto"/>
+          <w:insideV w:val="none" w:sz="0" w:space="0" w:color="auto"/>
+        </w:tblBorders>
         <w:tblLook w:firstRow="1" w:lastRow="0" w:firstColumn="0" w:lastColumn="0" w:noHBand="0" w:noVBand="0" w:val="0020"/>
       </w:tblPr>
       <w:tblGrid>
@@ -10702,7 +10895,11 @@
           <w:tblHeader w:val="on"/>
         </w:trPr>
         <w:tc>
-          <w:tcPr/>
+          <w:tcPr>
+            <w:tcBorders>
+              <w:bottom w:val="single" w:sz="8" w:space="0" w:color="000000"/>
+            </w:tcBorders>
+          </w:tcPr>
           <w:p>
             <w:pPr>
               <w:pStyle w:val="Compact"/>
@@ -10718,7 +10915,11 @@
           </w:p>
         </w:tc>
         <w:tc>
-          <w:tcPr/>
+          <w:tcPr>
+            <w:tcBorders>
+              <w:bottom w:val="single" w:sz="8" w:space="0" w:color="000000"/>
+            </w:tcBorders>
+          </w:tcPr>
           <w:p>
             <w:pPr>
               <w:pStyle w:val="Compact"/>
@@ -20405,6 +20606,14 @@
       <w:tblPr>
         <w:tblStyle w:val="Table"/>
         <w:tblW w:type="auto" w:w="0"/>
+        <w:tblBorders>
+          <w:top w:val="single" w:sz="12" w:space="0" w:color="000000"/>
+          <w:left w:val="none" w:sz="0" w:space="0" w:color="auto"/>
+          <w:bottom w:val="single" w:sz="12" w:space="0" w:color="000000"/>
+          <w:right w:val="none" w:sz="0" w:space="0" w:color="auto"/>
+          <w:insideH w:val="none" w:sz="0" w:space="0" w:color="auto"/>
+          <w:insideV w:val="none" w:sz="0" w:space="0" w:color="auto"/>
+        </w:tblBorders>
         <w:tblLook w:firstRow="1" w:lastRow="0" w:firstColumn="0" w:lastColumn="0" w:noHBand="0" w:noVBand="0" w:val="0020"/>
       </w:tblPr>
       <w:tblGrid>
@@ -20416,7 +20625,11 @@
           <w:tblHeader w:val="on"/>
         </w:trPr>
         <w:tc>
-          <w:tcPr/>
+          <w:tcPr>
+            <w:tcBorders>
+              <w:bottom w:val="single" w:sz="8" w:space="0" w:color="000000"/>
+            </w:tcBorders>
+          </w:tcPr>
           <w:p>
             <w:pPr>
               <w:pStyle w:val="Compact"/>
@@ -20432,7 +20645,11 @@
           </w:p>
         </w:tc>
         <w:tc>
-          <w:tcPr/>
+          <w:tcPr>
+            <w:tcBorders>
+              <w:bottom w:val="single" w:sz="8" w:space="0" w:color="000000"/>
+            </w:tcBorders>
+          </w:tcPr>
           <w:p>
             <w:pPr>
               <w:pStyle w:val="Compact"/>
@@ -21072,6 +21289,14 @@
       <w:tblPr>
         <w:tblStyle w:val="Table"/>
         <w:tblW w:type="auto" w:w="0"/>
+        <w:tblBorders>
+          <w:top w:val="single" w:sz="12" w:space="0" w:color="000000"/>
+          <w:left w:val="none" w:sz="0" w:space="0" w:color="auto"/>
+          <w:bottom w:val="single" w:sz="12" w:space="0" w:color="000000"/>
+          <w:right w:val="none" w:sz="0" w:space="0" w:color="auto"/>
+          <w:insideH w:val="none" w:sz="0" w:space="0" w:color="auto"/>
+          <w:insideV w:val="none" w:sz="0" w:space="0" w:color="auto"/>
+        </w:tblBorders>
         <w:tblLook w:firstRow="1" w:lastRow="0" w:firstColumn="0" w:lastColumn="0" w:noHBand="0" w:noVBand="0" w:val="0020"/>
       </w:tblPr>
       <w:tblGrid>
@@ -21083,7 +21308,11 @@
           <w:tblHeader w:val="on"/>
         </w:trPr>
         <w:tc>
-          <w:tcPr/>
+          <w:tcPr>
+            <w:tcBorders>
+              <w:bottom w:val="single" w:sz="8" w:space="0" w:color="000000"/>
+            </w:tcBorders>
+          </w:tcPr>
           <w:p>
             <w:pPr>
               <w:pStyle w:val="Compact"/>
@@ -21099,7 +21328,11 @@
           </w:p>
         </w:tc>
         <w:tc>
-          <w:tcPr/>
+          <w:tcPr>
+            <w:tcBorders>
+              <w:bottom w:val="single" w:sz="8" w:space="0" w:color="000000"/>
+            </w:tcBorders>
+          </w:tcPr>
           <w:p>
             <w:pPr>
               <w:pStyle w:val="Compact"/>
@@ -22665,6 +22898,14 @@
         <w:tblStyle w:val="Table"/>
         <w:tblW w:type="pct" w:w="5000"/>
         <w:tblLayout w:type="fixed"/>
+        <w:tblBorders>
+          <w:top w:val="single" w:sz="12" w:space="0" w:color="000000"/>
+          <w:left w:val="none" w:sz="0" w:space="0" w:color="auto"/>
+          <w:bottom w:val="single" w:sz="12" w:space="0" w:color="000000"/>
+          <w:right w:val="none" w:sz="0" w:space="0" w:color="auto"/>
+          <w:insideH w:val="none" w:sz="0" w:space="0" w:color="auto"/>
+          <w:insideV w:val="none" w:sz="0" w:space="0" w:color="auto"/>
+        </w:tblBorders>
         <w:tblLook w:firstRow="1" w:lastRow="0" w:firstColumn="0" w:lastColumn="0" w:noHBand="0" w:noVBand="0" w:val="0020"/>
       </w:tblPr>
       <w:tblGrid>
@@ -22676,7 +22917,11 @@
           <w:tblHeader w:val="on"/>
         </w:trPr>
         <w:tc>
-          <w:tcPr/>
+          <w:tcPr>
+            <w:tcBorders>
+              <w:bottom w:val="single" w:sz="8" w:space="0" w:color="000000"/>
+            </w:tcBorders>
+          </w:tcPr>
           <w:p>
             <w:pPr>
               <w:pStyle w:val="Compact"/>
@@ -22692,7 +22937,11 @@
           </w:p>
         </w:tc>
         <w:tc>
-          <w:tcPr/>
+          <w:tcPr>
+            <w:tcBorders>
+              <w:bottom w:val="single" w:sz="8" w:space="0" w:color="000000"/>
+            </w:tcBorders>
+          </w:tcPr>
           <w:p>
             <w:pPr>
               <w:pStyle w:val="Compact"/>
@@ -24559,6 +24808,14 @@
         <w:tblStyle w:val="Table"/>
         <w:tblW w:type="pct" w:w="5000"/>
         <w:tblLayout w:type="fixed"/>
+        <w:tblBorders>
+          <w:top w:val="single" w:sz="12" w:space="0" w:color="000000"/>
+          <w:left w:val="none" w:sz="0" w:space="0" w:color="auto"/>
+          <w:bottom w:val="single" w:sz="12" w:space="0" w:color="000000"/>
+          <w:right w:val="none" w:sz="0" w:space="0" w:color="auto"/>
+          <w:insideH w:val="none" w:sz="0" w:space="0" w:color="auto"/>
+          <w:insideV w:val="none" w:sz="0" w:space="0" w:color="auto"/>
+        </w:tblBorders>
         <w:tblLook w:firstRow="1" w:lastRow="0" w:firstColumn="0" w:lastColumn="0" w:noHBand="0" w:noVBand="0" w:val="0020"/>
       </w:tblPr>
       <w:tblGrid>
@@ -24570,7 +24827,11 @@
           <w:tblHeader w:val="on"/>
         </w:trPr>
         <w:tc>
-          <w:tcPr/>
+          <w:tcPr>
+            <w:tcBorders>
+              <w:bottom w:val="single" w:sz="8" w:space="0" w:color="000000"/>
+            </w:tcBorders>
+          </w:tcPr>
           <w:p>
             <w:pPr>
               <w:pStyle w:val="Compact"/>
@@ -24586,7 +24847,11 @@
           </w:p>
         </w:tc>
         <w:tc>
-          <w:tcPr/>
+          <w:tcPr>
+            <w:tcBorders>
+              <w:bottom w:val="single" w:sz="8" w:space="0" w:color="000000"/>
+            </w:tcBorders>
+          </w:tcPr>
           <w:p>
             <w:pPr>
               <w:pStyle w:val="Compact"/>
@@ -26126,7 +26391,7 @@
     <ns0:rPr>
       <ns0:rFonts ns0:ascii="Times New Roman" ns0:cs="Times New Roman" ns0:eastAsia="SimHei" ns0:hAnsi="Times New Roman"/>
       <ns0:b/>
-      <ns0:color ns0:val="17324D"/>
+      <ns0:color ns0:val="000000"/>
       <ns0:sz ns0:val="44"/>
       <ns0:szCs ns0:val="56"/>
     </ns0:rPr>
@@ -26268,7 +26533,7 @@
     <ns0:rPr>
       <ns0:rFonts ns0:ascii="Times New Roman" ns0:cs="Times New Roman" ns0:eastAsia="SimHei" ns0:hAnsi="Times New Roman"/>
       <ns0:b/>
-      <ns0:color ns0:val="17324D"/>
+      <ns0:color ns0:val="000000"/>
       <ns0:sz ns0:val="32"/>
       <ns0:szCs ns0:val="40"/>
     </ns0:rPr>
@@ -26292,7 +26557,7 @@
     <ns0:rPr>
       <ns0:rFonts ns0:ascii="Times New Roman" ns0:cs="Times New Roman" ns0:eastAsia="SimHei" ns0:hAnsi="Times New Roman"/>
       <ns0:b/>
-      <ns0:color ns0:val="17324D"/>
+      <ns0:color ns0:val="000000"/>
       <ns0:sz ns0:val="28"/>
       <ns0:szCs ns0:val="32"/>
     </ns0:rPr>
@@ -26316,7 +26581,7 @@
     <ns0:rPr>
       <ns0:rFonts ns0:ascii="Times New Roman" ns0:cs="Times New Roman" ns0:eastAsia="SimHei" ns0:hAnsi="Times New Roman"/>
       <ns0:b/>
-      <ns0:color ns0:val="17324D"/>
+      <ns0:color ns0:val="000000"/>
       <ns0:sz ns0:val="25"/>
       <ns0:szCs ns0:val="28"/>
     </ns0:rPr>
